--- a/dev-portfolio/Developer Portfolio - Stephan Lensch (deutsch).docx
+++ b/dev-portfolio/Developer Portfolio - Stephan Lensch (deutsch).docx
@@ -4,7 +4,7 @@
   <w:body>
     <w:p>
       <w:pPr>
-        <w:pStyle w:val="berschrift1"/>
+        <w:pStyle w:val="Heading1"/>
         <w:jc w:val="center"/>
         <w:rPr>
           <w:rFonts w:asciiTheme="minorHAnsi" w:hAnsiTheme="minorHAnsi" w:cstheme="minorHAnsi"/>
@@ -94,7 +94,7 @@
     </w:p>
     <w:p>
       <w:pPr>
-        <w:pStyle w:val="berschrift1"/>
+        <w:pStyle w:val="Heading1"/>
         <w:jc w:val="center"/>
         <w:rPr>
           <w:rFonts w:asciiTheme="minorHAnsi" w:hAnsiTheme="minorHAnsi" w:cstheme="minorHAnsi"/>
@@ -145,7 +145,7 @@
     </w:p>
     <w:p>
       <w:pPr>
-        <w:pStyle w:val="berschrift2"/>
+        <w:pStyle w:val="Heading2"/>
         <w:rPr>
           <w:rFonts w:asciiTheme="minorHAnsi" w:hAnsiTheme="minorHAnsi" w:cstheme="minorHAnsi"/>
           <w:b/>
@@ -566,15 +566,7 @@
                 <w:rFonts w:asciiTheme="minorHAnsi" w:hAnsiTheme="minorHAnsi" w:cstheme="minorHAnsi"/>
                 <w:lang w:val="en-US"/>
               </w:rPr>
-              <w:t xml:space="preserve">, </w:t>
-            </w:r>
-            <w:proofErr w:type="spellStart"/>
-            <w:r>
-              <w:rPr>
-                <w:rFonts w:asciiTheme="minorHAnsi" w:hAnsiTheme="minorHAnsi" w:cstheme="minorHAnsi"/>
-                <w:lang w:val="en-US"/>
-              </w:rPr>
-              <w:t>Englis</w:t>
+              <w:t>, Englis</w:t>
             </w:r>
             <w:r>
               <w:rPr>
@@ -590,7 +582,6 @@
               </w:rPr>
               <w:t>h</w:t>
             </w:r>
-            <w:proofErr w:type="spellEnd"/>
             <w:r>
               <w:rPr>
                 <w:rFonts w:asciiTheme="minorHAnsi" w:hAnsiTheme="minorHAnsi" w:cstheme="minorHAnsi"/>
@@ -650,7 +641,7 @@
     </w:p>
     <w:p>
       <w:pPr>
-        <w:pStyle w:val="berschrift2"/>
+        <w:pStyle w:val="Heading2"/>
         <w:rPr>
           <w:rFonts w:asciiTheme="minorHAnsi" w:hAnsiTheme="minorHAnsi" w:cstheme="minorHAnsi"/>
           <w:b/>
@@ -1221,7 +1212,7 @@
     </w:tbl>
     <w:p>
       <w:pPr>
-        <w:pStyle w:val="berschrift2"/>
+        <w:pStyle w:val="Heading2"/>
         <w:rPr>
           <w:rFonts w:asciiTheme="minorHAnsi" w:hAnsiTheme="minorHAnsi" w:cstheme="minorHAnsi"/>
           <w:b/>
@@ -1897,7 +1888,7 @@
     </w:tbl>
     <w:p>
       <w:pPr>
-        <w:pStyle w:val="berschrift2"/>
+        <w:pStyle w:val="Heading2"/>
         <w:rPr>
           <w:rFonts w:asciiTheme="minorHAnsi" w:hAnsiTheme="minorHAnsi" w:cstheme="minorHAnsi"/>
           <w:b/>
@@ -1921,7 +1912,7 @@
     </w:p>
     <w:p>
       <w:pPr>
-        <w:pStyle w:val="berschrift2"/>
+        <w:pStyle w:val="Heading2"/>
         <w:rPr>
           <w:rFonts w:asciiTheme="minorHAnsi" w:hAnsiTheme="minorHAnsi" w:cstheme="minorHAnsi"/>
           <w:b/>
@@ -1934,7 +1925,7 @@
     </w:p>
     <w:p>
       <w:pPr>
-        <w:pStyle w:val="berschrift2"/>
+        <w:pStyle w:val="Heading2"/>
         <w:rPr>
           <w:rFonts w:asciiTheme="minorHAnsi" w:hAnsiTheme="minorHAnsi" w:cstheme="minorHAnsi"/>
           <w:b/>
@@ -2106,44 +2097,160 @@
               <w:pStyle w:val="Standard1"/>
               <w:rPr>
                 <w:rFonts w:asciiTheme="minorHAnsi" w:hAnsiTheme="minorHAnsi" w:cstheme="minorHAnsi"/>
-                <w:lang/>
-              </w:rPr>
-            </w:pPr>
-            <w:r>
-              <w:rPr>
-                <w:rFonts w:asciiTheme="minorHAnsi" w:hAnsiTheme="minorHAnsi" w:cstheme="minorHAnsi"/>
-                <w:lang/>
-              </w:rPr>
-              <w:t xml:space="preserve">NestJS, Spring Framework, Spring Boot, </w:t>
-            </w:r>
-            <w:r>
-              <w:rPr>
-                <w:rFonts w:asciiTheme="minorHAnsi" w:hAnsiTheme="minorHAnsi" w:cstheme="minorHAnsi"/>
-                <w:lang w:val="en-US"/>
-              </w:rPr>
-              <w:t xml:space="preserve">Weld, </w:t>
-            </w:r>
-            <w:r>
-              <w:rPr>
-                <w:rFonts w:asciiTheme="minorHAnsi" w:hAnsiTheme="minorHAnsi" w:cstheme="minorHAnsi"/>
-                <w:lang w:val="en-US"/>
-              </w:rPr>
-              <w:t>Java EE,</w:t>
-            </w:r>
-            <w:r>
-              <w:rPr>
-                <w:rFonts w:asciiTheme="minorHAnsi" w:hAnsiTheme="minorHAnsi" w:cstheme="minorHAnsi"/>
-                <w:lang w:val="en-US"/>
-              </w:rPr>
-              <w:t xml:space="preserve"> </w:t>
-            </w:r>
-            <w:r>
-              <w:rPr>
-                <w:rFonts w:asciiTheme="minorHAnsi" w:hAnsiTheme="minorHAnsi" w:cstheme="minorHAnsi"/>
-                <w:lang/>
-              </w:rPr>
-              <w:t>Spring Data JPA, Spring Data REST, Spring Security, Spring Web Services, Spring REST, Hibernate, JAX-RS, JSON, JAX-WS, Swagger, Tomcat, Spring Security, Spring Cloud, Spring Sleuth, Netflix Hystrix, Netflix Ribbon, Netflix Zuul, Netflix Sleuth, Apache Solr, Apache Zookeeper, Spring Kafka, Spring Cloud Stream, Apache Camel, Apache CXF, Netflix Ribbon, Netflix Hystrix, Netflix Sleuth, Netflix Zuul, Apache Lucene, Apache Solr, Apache Zookeeper, Togglz, Spock, JUnit, Mockito, DbUnit, REST-asured, Gatling, Selenium, JMeter, PiTest</w:t>
-            </w:r>
+                <w:lang w:val="en-US"/>
+              </w:rPr>
+            </w:pPr>
+            <w:proofErr w:type="spellStart"/>
+            <w:r>
+              <w:rPr>
+                <w:rFonts w:asciiTheme="minorHAnsi" w:hAnsiTheme="minorHAnsi" w:cstheme="minorHAnsi"/>
+                <w:lang w:val="en-US"/>
+              </w:rPr>
+              <w:t>NestJS</w:t>
+            </w:r>
+            <w:proofErr w:type="spellEnd"/>
+            <w:r>
+              <w:rPr>
+                <w:rFonts w:asciiTheme="minorHAnsi" w:hAnsiTheme="minorHAnsi" w:cstheme="minorHAnsi"/>
+                <w:lang w:val="en-US"/>
+              </w:rPr>
+              <w:t xml:space="preserve">, Spring Framework, Spring Boot, </w:t>
+            </w:r>
+            <w:r>
+              <w:rPr>
+                <w:rFonts w:asciiTheme="minorHAnsi" w:hAnsiTheme="minorHAnsi" w:cstheme="minorHAnsi"/>
+                <w:lang w:val="en-US"/>
+              </w:rPr>
+              <w:t xml:space="preserve">Weld, Java EE, </w:t>
+            </w:r>
+            <w:r>
+              <w:rPr>
+                <w:rFonts w:asciiTheme="minorHAnsi" w:hAnsiTheme="minorHAnsi" w:cstheme="minorHAnsi"/>
+                <w:lang w:val="en-US"/>
+              </w:rPr>
+              <w:t xml:space="preserve">Spring Data JPA, Spring Data REST, Spring Security, Spring Web Services, Spring REST, Hibernate, JAX-RS, JSON, JAX-WS, Swagger, Tomcat, Spring Security, Spring Cloud, Spring Sleuth, Netflix Hystrix, Netflix Ribbon, Netflix </w:t>
+            </w:r>
+            <w:proofErr w:type="spellStart"/>
+            <w:r>
+              <w:rPr>
+                <w:rFonts w:asciiTheme="minorHAnsi" w:hAnsiTheme="minorHAnsi" w:cstheme="minorHAnsi"/>
+                <w:lang w:val="en-US"/>
+              </w:rPr>
+              <w:t>Zuul</w:t>
+            </w:r>
+            <w:proofErr w:type="spellEnd"/>
+            <w:r>
+              <w:rPr>
+                <w:rFonts w:asciiTheme="minorHAnsi" w:hAnsiTheme="minorHAnsi" w:cstheme="minorHAnsi"/>
+                <w:lang w:val="en-US"/>
+              </w:rPr>
+              <w:t xml:space="preserve">, Netflix Sleuth, Apache </w:t>
+            </w:r>
+            <w:proofErr w:type="spellStart"/>
+            <w:r>
+              <w:rPr>
+                <w:rFonts w:asciiTheme="minorHAnsi" w:hAnsiTheme="minorHAnsi" w:cstheme="minorHAnsi"/>
+                <w:lang w:val="en-US"/>
+              </w:rPr>
+              <w:t>Solr</w:t>
+            </w:r>
+            <w:proofErr w:type="spellEnd"/>
+            <w:r>
+              <w:rPr>
+                <w:rFonts w:asciiTheme="minorHAnsi" w:hAnsiTheme="minorHAnsi" w:cstheme="minorHAnsi"/>
+                <w:lang w:val="en-US"/>
+              </w:rPr>
+              <w:t xml:space="preserve">, Apache Zookeeper, Spring Kafka, Spring Cloud Stream, Apache Camel, Apache CXF, Netflix Ribbon, Netflix Hystrix, Netflix Sleuth, Netflix </w:t>
+            </w:r>
+            <w:proofErr w:type="spellStart"/>
+            <w:r>
+              <w:rPr>
+                <w:rFonts w:asciiTheme="minorHAnsi" w:hAnsiTheme="minorHAnsi" w:cstheme="minorHAnsi"/>
+                <w:lang w:val="en-US"/>
+              </w:rPr>
+              <w:t>Zuul</w:t>
+            </w:r>
+            <w:proofErr w:type="spellEnd"/>
+            <w:r>
+              <w:rPr>
+                <w:rFonts w:asciiTheme="minorHAnsi" w:hAnsiTheme="minorHAnsi" w:cstheme="minorHAnsi"/>
+                <w:lang w:val="en-US"/>
+              </w:rPr>
+              <w:t xml:space="preserve">, Apache Lucene, Apache </w:t>
+            </w:r>
+            <w:proofErr w:type="spellStart"/>
+            <w:r>
+              <w:rPr>
+                <w:rFonts w:asciiTheme="minorHAnsi" w:hAnsiTheme="minorHAnsi" w:cstheme="minorHAnsi"/>
+                <w:lang w:val="en-US"/>
+              </w:rPr>
+              <w:t>Solr</w:t>
+            </w:r>
+            <w:proofErr w:type="spellEnd"/>
+            <w:r>
+              <w:rPr>
+                <w:rFonts w:asciiTheme="minorHAnsi" w:hAnsiTheme="minorHAnsi" w:cstheme="minorHAnsi"/>
+                <w:lang w:val="en-US"/>
+              </w:rPr>
+              <w:t xml:space="preserve">, Apache Zookeeper, </w:t>
+            </w:r>
+            <w:proofErr w:type="spellStart"/>
+            <w:r>
+              <w:rPr>
+                <w:rFonts w:asciiTheme="minorHAnsi" w:hAnsiTheme="minorHAnsi" w:cstheme="minorHAnsi"/>
+                <w:lang w:val="en-US"/>
+              </w:rPr>
+              <w:t>Togglz</w:t>
+            </w:r>
+            <w:proofErr w:type="spellEnd"/>
+            <w:r>
+              <w:rPr>
+                <w:rFonts w:asciiTheme="minorHAnsi" w:hAnsiTheme="minorHAnsi" w:cstheme="minorHAnsi"/>
+                <w:lang w:val="en-US"/>
+              </w:rPr>
+              <w:t xml:space="preserve">, Spock, JUnit, Mockito, </w:t>
+            </w:r>
+            <w:proofErr w:type="spellStart"/>
+            <w:r>
+              <w:rPr>
+                <w:rFonts w:asciiTheme="minorHAnsi" w:hAnsiTheme="minorHAnsi" w:cstheme="minorHAnsi"/>
+                <w:lang w:val="en-US"/>
+              </w:rPr>
+              <w:t>DbUnit</w:t>
+            </w:r>
+            <w:proofErr w:type="spellEnd"/>
+            <w:r>
+              <w:rPr>
+                <w:rFonts w:asciiTheme="minorHAnsi" w:hAnsiTheme="minorHAnsi" w:cstheme="minorHAnsi"/>
+                <w:lang w:val="en-US"/>
+              </w:rPr>
+              <w:t>, REST-</w:t>
+            </w:r>
+            <w:proofErr w:type="spellStart"/>
+            <w:r>
+              <w:rPr>
+                <w:rFonts w:asciiTheme="minorHAnsi" w:hAnsiTheme="minorHAnsi" w:cstheme="minorHAnsi"/>
+                <w:lang w:val="en-US"/>
+              </w:rPr>
+              <w:t>asured</w:t>
+            </w:r>
+            <w:proofErr w:type="spellEnd"/>
+            <w:r>
+              <w:rPr>
+                <w:rFonts w:asciiTheme="minorHAnsi" w:hAnsiTheme="minorHAnsi" w:cstheme="minorHAnsi"/>
+                <w:lang w:val="en-US"/>
+              </w:rPr>
+              <w:t xml:space="preserve">, Gatling, Selenium, JMeter, </w:t>
+            </w:r>
+            <w:proofErr w:type="spellStart"/>
+            <w:r>
+              <w:rPr>
+                <w:rFonts w:asciiTheme="minorHAnsi" w:hAnsiTheme="minorHAnsi" w:cstheme="minorHAnsi"/>
+                <w:lang w:val="en-US"/>
+              </w:rPr>
+              <w:t>PiTest</w:t>
+            </w:r>
+            <w:proofErr w:type="spellEnd"/>
           </w:p>
         </w:tc>
       </w:tr>
@@ -2192,7 +2299,7 @@
               <w:pStyle w:val="Standard1"/>
               <w:rPr>
                 <w:rFonts w:asciiTheme="minorHAnsi" w:hAnsiTheme="minorHAnsi" w:cstheme="minorHAnsi"/>
-                <w:lang/>
+                <w:lang w:val="en-US"/>
               </w:rPr>
             </w:pPr>
             <w:r>
@@ -2205,10 +2312,147 @@
             <w:r>
               <w:rPr>
                 <w:rFonts w:asciiTheme="minorHAnsi" w:hAnsiTheme="minorHAnsi" w:cstheme="minorHAnsi"/>
-                <w:lang/>
-              </w:rPr>
-              <w:t>Vue, Nuxt, Vuetify, Angular, Angular material, Bootstrap, Ionic, react.js, handlebars.js, postal.js, npm, Grunt, Webpack, Jasmine, Galen, Geb, Thymeleaf, Swing, Eclipse RCP (swt), Apache Struts 2, servlet api, java server pages (jsp), Google tag manager, Usercentrics, Google analytics, Adobe analytics, Contentful</w:t>
-            </w:r>
+                <w:lang w:val="en-US"/>
+              </w:rPr>
+              <w:t xml:space="preserve">Vue, </w:t>
+            </w:r>
+            <w:proofErr w:type="spellStart"/>
+            <w:r>
+              <w:rPr>
+                <w:rFonts w:asciiTheme="minorHAnsi" w:hAnsiTheme="minorHAnsi" w:cstheme="minorHAnsi"/>
+                <w:lang w:val="en-US"/>
+              </w:rPr>
+              <w:t>Nuxt</w:t>
+            </w:r>
+            <w:proofErr w:type="spellEnd"/>
+            <w:r>
+              <w:rPr>
+                <w:rFonts w:asciiTheme="minorHAnsi" w:hAnsiTheme="minorHAnsi" w:cstheme="minorHAnsi"/>
+                <w:lang w:val="en-US"/>
+              </w:rPr>
+              <w:t xml:space="preserve">, </w:t>
+            </w:r>
+            <w:proofErr w:type="spellStart"/>
+            <w:r>
+              <w:rPr>
+                <w:rFonts w:asciiTheme="minorHAnsi" w:hAnsiTheme="minorHAnsi" w:cstheme="minorHAnsi"/>
+                <w:lang w:val="en-US"/>
+              </w:rPr>
+              <w:t>Vuetify</w:t>
+            </w:r>
+            <w:proofErr w:type="spellEnd"/>
+            <w:r>
+              <w:rPr>
+                <w:rFonts w:asciiTheme="minorHAnsi" w:hAnsiTheme="minorHAnsi" w:cstheme="minorHAnsi"/>
+                <w:lang w:val="en-US"/>
+              </w:rPr>
+              <w:t xml:space="preserve">, Angular, Angular material, Bootstrap, Ionic, react.js, handlebars.js, postal.js, </w:t>
+            </w:r>
+            <w:proofErr w:type="spellStart"/>
+            <w:r>
+              <w:rPr>
+                <w:rFonts w:asciiTheme="minorHAnsi" w:hAnsiTheme="minorHAnsi" w:cstheme="minorHAnsi"/>
+                <w:lang w:val="en-US"/>
+              </w:rPr>
+              <w:t>npm</w:t>
+            </w:r>
+            <w:proofErr w:type="spellEnd"/>
+            <w:r>
+              <w:rPr>
+                <w:rFonts w:asciiTheme="minorHAnsi" w:hAnsiTheme="minorHAnsi" w:cstheme="minorHAnsi"/>
+                <w:lang w:val="en-US"/>
+              </w:rPr>
+              <w:t xml:space="preserve">, Grunt, Webpack, Jasmine, Galen, Geb, </w:t>
+            </w:r>
+            <w:proofErr w:type="spellStart"/>
+            <w:r>
+              <w:rPr>
+                <w:rFonts w:asciiTheme="minorHAnsi" w:hAnsiTheme="minorHAnsi" w:cstheme="minorHAnsi"/>
+                <w:lang w:val="en-US"/>
+              </w:rPr>
+              <w:t>Thymeleaf</w:t>
+            </w:r>
+            <w:proofErr w:type="spellEnd"/>
+            <w:r>
+              <w:rPr>
+                <w:rFonts w:asciiTheme="minorHAnsi" w:hAnsiTheme="minorHAnsi" w:cstheme="minorHAnsi"/>
+                <w:lang w:val="en-US"/>
+              </w:rPr>
+              <w:t>, Swing, Eclipse RCP (</w:t>
+            </w:r>
+            <w:proofErr w:type="spellStart"/>
+            <w:r>
+              <w:rPr>
+                <w:rFonts w:asciiTheme="minorHAnsi" w:hAnsiTheme="minorHAnsi" w:cstheme="minorHAnsi"/>
+                <w:lang w:val="en-US"/>
+              </w:rPr>
+              <w:t>swt</w:t>
+            </w:r>
+            <w:proofErr w:type="spellEnd"/>
+            <w:r>
+              <w:rPr>
+                <w:rFonts w:asciiTheme="minorHAnsi" w:hAnsiTheme="minorHAnsi" w:cstheme="minorHAnsi"/>
+                <w:lang w:val="en-US"/>
+              </w:rPr>
+              <w:t xml:space="preserve">), Apache Struts 2, servlet </w:t>
+            </w:r>
+            <w:proofErr w:type="spellStart"/>
+            <w:r>
+              <w:rPr>
+                <w:rFonts w:asciiTheme="minorHAnsi" w:hAnsiTheme="minorHAnsi" w:cstheme="minorHAnsi"/>
+                <w:lang w:val="en-US"/>
+              </w:rPr>
+              <w:t>api</w:t>
+            </w:r>
+            <w:proofErr w:type="spellEnd"/>
+            <w:r>
+              <w:rPr>
+                <w:rFonts w:asciiTheme="minorHAnsi" w:hAnsiTheme="minorHAnsi" w:cstheme="minorHAnsi"/>
+                <w:lang w:val="en-US"/>
+              </w:rPr>
+              <w:t>, java server pages (</w:t>
+            </w:r>
+            <w:proofErr w:type="spellStart"/>
+            <w:r>
+              <w:rPr>
+                <w:rFonts w:asciiTheme="minorHAnsi" w:hAnsiTheme="minorHAnsi" w:cstheme="minorHAnsi"/>
+                <w:lang w:val="en-US"/>
+              </w:rPr>
+              <w:t>jsp</w:t>
+            </w:r>
+            <w:proofErr w:type="spellEnd"/>
+            <w:r>
+              <w:rPr>
+                <w:rFonts w:asciiTheme="minorHAnsi" w:hAnsiTheme="minorHAnsi" w:cstheme="minorHAnsi"/>
+                <w:lang w:val="en-US"/>
+              </w:rPr>
+              <w:t xml:space="preserve">), Google tag manager, </w:t>
+            </w:r>
+            <w:proofErr w:type="spellStart"/>
+            <w:r>
+              <w:rPr>
+                <w:rFonts w:asciiTheme="minorHAnsi" w:hAnsiTheme="minorHAnsi" w:cstheme="minorHAnsi"/>
+                <w:lang w:val="en-US"/>
+              </w:rPr>
+              <w:t>Usercentrics</w:t>
+            </w:r>
+            <w:proofErr w:type="spellEnd"/>
+            <w:r>
+              <w:rPr>
+                <w:rFonts w:asciiTheme="minorHAnsi" w:hAnsiTheme="minorHAnsi" w:cstheme="minorHAnsi"/>
+                <w:lang w:val="en-US"/>
+              </w:rPr>
+              <w:t xml:space="preserve">, Google analytics, Adobe analytics, </w:t>
+            </w:r>
+            <w:proofErr w:type="spellStart"/>
+            <w:r>
+              <w:rPr>
+                <w:rFonts w:asciiTheme="minorHAnsi" w:hAnsiTheme="minorHAnsi" w:cstheme="minorHAnsi"/>
+                <w:lang w:val="en-US"/>
+              </w:rPr>
+              <w:t>Contentful</w:t>
+            </w:r>
+            <w:proofErr w:type="spellEnd"/>
           </w:p>
         </w:tc>
       </w:tr>
@@ -2257,13 +2501,13 @@
               <w:pStyle w:val="Standard1"/>
               <w:rPr>
                 <w:rFonts w:asciiTheme="minorHAnsi" w:hAnsiTheme="minorHAnsi" w:cstheme="minorHAnsi"/>
-                <w:lang/>
-              </w:rPr>
-            </w:pPr>
-            <w:r>
-              <w:rPr>
-                <w:rFonts w:asciiTheme="minorHAnsi" w:hAnsiTheme="minorHAnsi" w:cstheme="minorHAnsi"/>
-                <w:lang/>
+                <w:lang w:val="en-US"/>
+              </w:rPr>
+            </w:pPr>
+            <w:r>
+              <w:rPr>
+                <w:rFonts w:asciiTheme="minorHAnsi" w:hAnsiTheme="minorHAnsi" w:cstheme="minorHAnsi"/>
+                <w:lang w:val="en-US"/>
               </w:rPr>
               <w:t>AWS, Azure, Heroku, Google Compute</w:t>
             </w:r>
@@ -2315,15 +2559,70 @@
               <w:pStyle w:val="Standard1"/>
               <w:rPr>
                 <w:rFonts w:asciiTheme="minorHAnsi" w:hAnsiTheme="minorHAnsi" w:cstheme="minorHAnsi"/>
-                <w:lang/>
-              </w:rPr>
-            </w:pPr>
-            <w:r>
-              <w:rPr>
-                <w:rFonts w:asciiTheme="minorHAnsi" w:hAnsiTheme="minorHAnsi" w:cstheme="minorHAnsi"/>
-                <w:lang/>
-              </w:rPr>
-              <w:t>Tomcat, Jetty, Apache HTTP, Undertow, NGINGX, Docker, Vagrant, Consul, Swarm, Google Compute, Wildfly, Kubernates, Akamai, Kibana, Elastic Search, Filebeat, Logstash, Prometheus, Grafana</w:t>
+                <w:lang w:val="en-US"/>
+              </w:rPr>
+            </w:pPr>
+            <w:r>
+              <w:rPr>
+                <w:rFonts w:asciiTheme="minorHAnsi" w:hAnsiTheme="minorHAnsi" w:cstheme="minorHAnsi"/>
+                <w:lang w:val="en-US"/>
+              </w:rPr>
+              <w:t xml:space="preserve">Tomcat, Jetty, Apache HTTP, Undertow, NGINGX, Docker, Vagrant, Consul, Swarm, Google Compute, </w:t>
+            </w:r>
+            <w:proofErr w:type="spellStart"/>
+            <w:r>
+              <w:rPr>
+                <w:rFonts w:asciiTheme="minorHAnsi" w:hAnsiTheme="minorHAnsi" w:cstheme="minorHAnsi"/>
+                <w:lang w:val="en-US"/>
+              </w:rPr>
+              <w:t>Wildfly</w:t>
+            </w:r>
+            <w:proofErr w:type="spellEnd"/>
+            <w:r>
+              <w:rPr>
+                <w:rFonts w:asciiTheme="minorHAnsi" w:hAnsiTheme="minorHAnsi" w:cstheme="minorHAnsi"/>
+                <w:lang w:val="en-US"/>
+              </w:rPr>
+              <w:t xml:space="preserve">, </w:t>
+            </w:r>
+            <w:proofErr w:type="spellStart"/>
+            <w:r>
+              <w:rPr>
+                <w:rFonts w:asciiTheme="minorHAnsi" w:hAnsiTheme="minorHAnsi" w:cstheme="minorHAnsi"/>
+                <w:lang w:val="en-US"/>
+              </w:rPr>
+              <w:t>Kubernates</w:t>
+            </w:r>
+            <w:proofErr w:type="spellEnd"/>
+            <w:r>
+              <w:rPr>
+                <w:rFonts w:asciiTheme="minorHAnsi" w:hAnsiTheme="minorHAnsi" w:cstheme="minorHAnsi"/>
+                <w:lang w:val="en-US"/>
+              </w:rPr>
+              <w:t xml:space="preserve">, Akamai, Kibana, Elastic Search, </w:t>
+            </w:r>
+            <w:proofErr w:type="spellStart"/>
+            <w:r>
+              <w:rPr>
+                <w:rFonts w:asciiTheme="minorHAnsi" w:hAnsiTheme="minorHAnsi" w:cstheme="minorHAnsi"/>
+                <w:lang w:val="en-US"/>
+              </w:rPr>
+              <w:t>Filebeat</w:t>
+            </w:r>
+            <w:proofErr w:type="spellEnd"/>
+            <w:r>
+              <w:rPr>
+                <w:rFonts w:asciiTheme="minorHAnsi" w:hAnsiTheme="minorHAnsi" w:cstheme="minorHAnsi"/>
+                <w:lang w:val="en-US"/>
+              </w:rPr>
+              <w:t>, Logstash, Prometheus, Grafana</w:t>
+            </w:r>
+            <w:r>
+              <w:rPr>
+                <w:rFonts w:asciiTheme="minorHAnsi" w:hAnsiTheme="minorHAnsi" w:cstheme="minorHAnsi"/>
+                <w:lang w:val="en-US"/>
+              </w:rPr>
+              <w:t>, Camunda</w:t>
             </w:r>
           </w:p>
         </w:tc>
@@ -2373,13 +2672,13 @@
               <w:pStyle w:val="Standard1"/>
               <w:rPr>
                 <w:rFonts w:asciiTheme="minorHAnsi" w:hAnsiTheme="minorHAnsi" w:cstheme="minorHAnsi"/>
-                <w:lang/>
-              </w:rPr>
-            </w:pPr>
-            <w:r>
-              <w:rPr>
-                <w:rFonts w:asciiTheme="minorHAnsi" w:hAnsiTheme="minorHAnsi" w:cstheme="minorHAnsi"/>
-                <w:lang/>
+                <w:lang w:val="en-US"/>
+              </w:rPr>
+            </w:pPr>
+            <w:r>
+              <w:rPr>
+                <w:rFonts w:asciiTheme="minorHAnsi" w:hAnsiTheme="minorHAnsi" w:cstheme="minorHAnsi"/>
+                <w:lang w:val="en-US"/>
               </w:rPr>
               <w:t xml:space="preserve">MongoDB, </w:t>
             </w:r>
@@ -2393,10 +2692,35 @@
             <w:r>
               <w:rPr>
                 <w:rFonts w:asciiTheme="minorHAnsi" w:hAnsiTheme="minorHAnsi" w:cstheme="minorHAnsi"/>
-                <w:lang/>
-              </w:rPr>
-              <w:t>Apache Solr, Neo4J, Redis, Cloud Firestore</w:t>
-            </w:r>
+                <w:lang w:val="en-US"/>
+              </w:rPr>
+              <w:t xml:space="preserve">Apache </w:t>
+            </w:r>
+            <w:proofErr w:type="spellStart"/>
+            <w:r>
+              <w:rPr>
+                <w:rFonts w:asciiTheme="minorHAnsi" w:hAnsiTheme="minorHAnsi" w:cstheme="minorHAnsi"/>
+                <w:lang w:val="en-US"/>
+              </w:rPr>
+              <w:t>Solr</w:t>
+            </w:r>
+            <w:proofErr w:type="spellEnd"/>
+            <w:r>
+              <w:rPr>
+                <w:rFonts w:asciiTheme="minorHAnsi" w:hAnsiTheme="minorHAnsi" w:cstheme="minorHAnsi"/>
+                <w:lang w:val="en-US"/>
+              </w:rPr>
+              <w:t xml:space="preserve">, Neo4J, Redis, Cloud </w:t>
+            </w:r>
+            <w:proofErr w:type="spellStart"/>
+            <w:r>
+              <w:rPr>
+                <w:rFonts w:asciiTheme="minorHAnsi" w:hAnsiTheme="minorHAnsi" w:cstheme="minorHAnsi"/>
+                <w:lang w:val="en-US"/>
+              </w:rPr>
+              <w:t>Firestore</w:t>
+            </w:r>
+            <w:proofErr w:type="spellEnd"/>
           </w:p>
         </w:tc>
       </w:tr>
@@ -2445,13 +2769,13 @@
               <w:pStyle w:val="Standard1"/>
               <w:rPr>
                 <w:rFonts w:asciiTheme="minorHAnsi" w:hAnsiTheme="minorHAnsi" w:cstheme="minorHAnsi"/>
-                <w:lang/>
-              </w:rPr>
-            </w:pPr>
-            <w:r>
-              <w:rPr>
-                <w:rFonts w:asciiTheme="minorHAnsi" w:hAnsiTheme="minorHAnsi" w:cstheme="minorHAnsi"/>
-                <w:lang/>
+                <w:lang w:val="en-US"/>
+              </w:rPr>
+            </w:pPr>
+            <w:r>
+              <w:rPr>
+                <w:rFonts w:asciiTheme="minorHAnsi" w:hAnsiTheme="minorHAnsi" w:cstheme="minorHAnsi"/>
+                <w:lang w:val="en-US"/>
               </w:rPr>
               <w:t>PostgreSQL, MySQL, Azure SQL, Impala, H2, HSQLDB</w:t>
             </w:r>
@@ -2509,7 +2833,7 @@
             <w:r>
               <w:rPr>
                 <w:rFonts w:asciiTheme="minorHAnsi" w:hAnsiTheme="minorHAnsi" w:cstheme="minorHAnsi"/>
-                <w:lang/>
+                <w:lang w:val="en-US"/>
               </w:rPr>
               <w:t xml:space="preserve">Apache Kafka, </w:t>
             </w:r>
@@ -2532,7 +2856,7 @@
             <w:r>
               <w:rPr>
                 <w:rFonts w:asciiTheme="minorHAnsi" w:hAnsiTheme="minorHAnsi" w:cstheme="minorHAnsi"/>
-                <w:lang/>
+                <w:lang w:val="en-US"/>
               </w:rPr>
               <w:t>RabbitMQ, IBM MQSeries, Apache ActiveMQ, Bull</w:t>
             </w:r>
@@ -2591,7 +2915,7 @@
               <w:pStyle w:val="Standard1"/>
               <w:rPr>
                 <w:rFonts w:asciiTheme="minorHAnsi" w:hAnsiTheme="minorHAnsi" w:cstheme="minorHAnsi"/>
-                <w:lang/>
+                <w:lang w:val="en-US"/>
               </w:rPr>
             </w:pPr>
             <w:r>
@@ -2601,12 +2925,69 @@
               </w:rPr>
               <w:t xml:space="preserve">Gitlab Pipelines, </w:t>
             </w:r>
-            <w:r>
-              <w:rPr>
-                <w:rFonts w:asciiTheme="minorHAnsi" w:hAnsiTheme="minorHAnsi" w:cstheme="minorHAnsi"/>
-                <w:lang/>
-              </w:rPr>
-              <w:t>Github Actions, Azure Devops, Gitlab, Maven, Gradle, npm, grunt, webpack, Ansible, Vagrant, Docker, Bamboo, Sonar, JRebel, CVS, Subversion, Git, Stash, Sonar</w:t>
+            <w:proofErr w:type="spellStart"/>
+            <w:r>
+              <w:rPr>
+                <w:rFonts w:asciiTheme="minorHAnsi" w:hAnsiTheme="minorHAnsi" w:cstheme="minorHAnsi"/>
+                <w:lang w:val="en-US"/>
+              </w:rPr>
+              <w:t>Github</w:t>
+            </w:r>
+            <w:proofErr w:type="spellEnd"/>
+            <w:r>
+              <w:rPr>
+                <w:rFonts w:asciiTheme="minorHAnsi" w:hAnsiTheme="minorHAnsi" w:cstheme="minorHAnsi"/>
+                <w:lang w:val="en-US"/>
+              </w:rPr>
+              <w:t xml:space="preserve"> Actions, Azure </w:t>
+            </w:r>
+            <w:proofErr w:type="spellStart"/>
+            <w:r>
+              <w:rPr>
+                <w:rFonts w:asciiTheme="minorHAnsi" w:hAnsiTheme="minorHAnsi" w:cstheme="minorHAnsi"/>
+                <w:lang w:val="en-US"/>
+              </w:rPr>
+              <w:t>Devops</w:t>
+            </w:r>
+            <w:proofErr w:type="spellEnd"/>
+            <w:r>
+              <w:rPr>
+                <w:rFonts w:asciiTheme="minorHAnsi" w:hAnsiTheme="minorHAnsi" w:cstheme="minorHAnsi"/>
+                <w:lang w:val="en-US"/>
+              </w:rPr>
+              <w:t xml:space="preserve">, Gitlab, Maven, Gradle, </w:t>
+            </w:r>
+            <w:proofErr w:type="spellStart"/>
+            <w:r>
+              <w:rPr>
+                <w:rFonts w:asciiTheme="minorHAnsi" w:hAnsiTheme="minorHAnsi" w:cstheme="minorHAnsi"/>
+                <w:lang w:val="en-US"/>
+              </w:rPr>
+              <w:t>npm</w:t>
+            </w:r>
+            <w:proofErr w:type="spellEnd"/>
+            <w:r>
+              <w:rPr>
+                <w:rFonts w:asciiTheme="minorHAnsi" w:hAnsiTheme="minorHAnsi" w:cstheme="minorHAnsi"/>
+                <w:lang w:val="en-US"/>
+              </w:rPr>
+              <w:t xml:space="preserve">, grunt, webpack, Ansible, Vagrant, Docker, Bamboo, Sonar, </w:t>
+            </w:r>
+            <w:proofErr w:type="spellStart"/>
+            <w:r>
+              <w:rPr>
+                <w:rFonts w:asciiTheme="minorHAnsi" w:hAnsiTheme="minorHAnsi" w:cstheme="minorHAnsi"/>
+                <w:lang w:val="en-US"/>
+              </w:rPr>
+              <w:t>JRebel</w:t>
+            </w:r>
+            <w:proofErr w:type="spellEnd"/>
+            <w:r>
+              <w:rPr>
+                <w:rFonts w:asciiTheme="minorHAnsi" w:hAnsiTheme="minorHAnsi" w:cstheme="minorHAnsi"/>
+                <w:lang w:val="en-US"/>
+              </w:rPr>
+              <w:t>, CVS, Subversion, Git, Stash, Sonar</w:t>
             </w:r>
           </w:p>
         </w:tc>
@@ -2628,7 +3009,6 @@
               <w:rPr>
                 <w:rFonts w:asciiTheme="minorHAnsi" w:hAnsiTheme="minorHAnsi" w:cstheme="minorHAnsi"/>
                 <w:b/>
-                <w:lang/>
               </w:rPr>
             </w:pPr>
             <w:r>
@@ -2656,15 +3036,79 @@
               <w:pStyle w:val="Standard1"/>
               <w:rPr>
                 <w:rFonts w:asciiTheme="minorHAnsi" w:hAnsiTheme="minorHAnsi" w:cstheme="minorHAnsi"/>
-                <w:lang/>
-              </w:rPr>
-            </w:pPr>
-            <w:r>
-              <w:rPr>
-                <w:rFonts w:asciiTheme="minorHAnsi" w:hAnsiTheme="minorHAnsi" w:cstheme="minorHAnsi"/>
-                <w:lang/>
-              </w:rPr>
-              <w:t>Test Driven Development (TDD), Behavior Driven Development (BDD) Objektorientierte Programmierung (OOP), Aspect Oriented Programming (AOP), Paper Prototyping, Software Design Pattern, Consumer Driven Contracts, Datenmodellierung, Datenbankdesign, Continuous Integration, Continuous Delivery</w:t>
+                <w:lang w:val="en-US"/>
+              </w:rPr>
+            </w:pPr>
+            <w:r>
+              <w:rPr>
+                <w:rFonts w:asciiTheme="minorHAnsi" w:hAnsiTheme="minorHAnsi" w:cstheme="minorHAnsi"/>
+                <w:lang w:val="en-US"/>
+              </w:rPr>
+              <w:t xml:space="preserve">Test Driven Development (TDD), Behavior Driven Development (BDD) </w:t>
+            </w:r>
+            <w:proofErr w:type="spellStart"/>
+            <w:r>
+              <w:rPr>
+                <w:rFonts w:asciiTheme="minorHAnsi" w:hAnsiTheme="minorHAnsi" w:cstheme="minorHAnsi"/>
+                <w:lang w:val="en-US"/>
+              </w:rPr>
+              <w:t>Objektorientierte</w:t>
+            </w:r>
+            <w:proofErr w:type="spellEnd"/>
+            <w:r>
+              <w:rPr>
+                <w:rFonts w:asciiTheme="minorHAnsi" w:hAnsiTheme="minorHAnsi" w:cstheme="minorHAnsi"/>
+                <w:lang w:val="en-US"/>
+              </w:rPr>
+              <w:t xml:space="preserve"> </w:t>
+            </w:r>
+            <w:proofErr w:type="spellStart"/>
+            <w:r>
+              <w:rPr>
+                <w:rFonts w:asciiTheme="minorHAnsi" w:hAnsiTheme="minorHAnsi" w:cstheme="minorHAnsi"/>
+                <w:lang w:val="en-US"/>
+              </w:rPr>
+              <w:t>Programmierung</w:t>
+            </w:r>
+            <w:proofErr w:type="spellEnd"/>
+            <w:r>
+              <w:rPr>
+                <w:rFonts w:asciiTheme="minorHAnsi" w:hAnsiTheme="minorHAnsi" w:cstheme="minorHAnsi"/>
+                <w:lang w:val="en-US"/>
+              </w:rPr>
+              <w:t xml:space="preserve"> (OOP), Aspect Oriented Programming (AOP), Paper Prototyping, Software Design Pattern, Consumer Driven Contracts, </w:t>
+            </w:r>
+            <w:proofErr w:type="spellStart"/>
+            <w:r>
+              <w:rPr>
+                <w:rFonts w:asciiTheme="minorHAnsi" w:hAnsiTheme="minorHAnsi" w:cstheme="minorHAnsi"/>
+                <w:lang w:val="en-US"/>
+              </w:rPr>
+              <w:t>Datenmodellierung</w:t>
+            </w:r>
+            <w:proofErr w:type="spellEnd"/>
+            <w:r>
+              <w:rPr>
+                <w:rFonts w:asciiTheme="minorHAnsi" w:hAnsiTheme="minorHAnsi" w:cstheme="minorHAnsi"/>
+                <w:lang w:val="en-US"/>
+              </w:rPr>
+              <w:t xml:space="preserve">, </w:t>
+            </w:r>
+            <w:proofErr w:type="spellStart"/>
+            <w:r>
+              <w:rPr>
+                <w:rFonts w:asciiTheme="minorHAnsi" w:hAnsiTheme="minorHAnsi" w:cstheme="minorHAnsi"/>
+                <w:lang w:val="en-US"/>
+              </w:rPr>
+              <w:t>Datenbankdesign</w:t>
+            </w:r>
+            <w:proofErr w:type="spellEnd"/>
+            <w:r>
+              <w:rPr>
+                <w:rFonts w:asciiTheme="minorHAnsi" w:hAnsiTheme="minorHAnsi" w:cstheme="minorHAnsi"/>
+                <w:lang w:val="en-US"/>
+              </w:rPr>
+              <w:t>, Continuous Integration, Continuous Delivery</w:t>
             </w:r>
           </w:p>
         </w:tc>
@@ -2714,13 +3158,13 @@
               <w:pStyle w:val="Standard1"/>
               <w:rPr>
                 <w:rFonts w:asciiTheme="minorHAnsi" w:hAnsiTheme="minorHAnsi" w:cstheme="minorHAnsi"/>
-                <w:lang/>
-              </w:rPr>
-            </w:pPr>
-            <w:r>
-              <w:rPr>
-                <w:rFonts w:asciiTheme="minorHAnsi" w:hAnsiTheme="minorHAnsi" w:cstheme="minorHAnsi"/>
-                <w:lang/>
+                <w:lang w:val="en-US"/>
+              </w:rPr>
+            </w:pPr>
+            <w:r>
+              <w:rPr>
+                <w:rFonts w:asciiTheme="minorHAnsi" w:hAnsiTheme="minorHAnsi" w:cstheme="minorHAnsi"/>
+                <w:lang w:val="en-US"/>
               </w:rPr>
               <w:t>Scrum, Kanban, Extreme Programming (XP), Pair-Programming</w:t>
             </w:r>
@@ -2778,7 +3222,7 @@
             <w:r>
               <w:rPr>
                 <w:rFonts w:asciiTheme="minorHAnsi" w:hAnsiTheme="minorHAnsi" w:cstheme="minorHAnsi"/>
-                <w:lang/>
+                <w:lang w:val="en-US"/>
               </w:rPr>
               <w:t xml:space="preserve">JIRA, Confluence, </w:t>
             </w:r>
@@ -2945,7 +3389,7 @@
     </w:tbl>
     <w:p>
       <w:pPr>
-        <w:pStyle w:val="berschrift2"/>
+        <w:pStyle w:val="Heading2"/>
         <w:pBdr>
           <w:bottom w:val="single" w:sz="6" w:space="1" w:color="auto"/>
         </w:pBdr>
@@ -2970,7 +3414,7 @@
     </w:p>
     <w:p>
       <w:pPr>
-        <w:pStyle w:val="berschrift2"/>
+        <w:pStyle w:val="Heading2"/>
         <w:ind w:left="0"/>
         <w:rPr>
           <w:rFonts w:asciiTheme="minorHAnsi" w:hAnsiTheme="minorHAnsi" w:cstheme="minorHAnsi"/>
@@ -2984,7 +3428,7 @@
     </w:p>
     <w:p>
       <w:pPr>
-        <w:pStyle w:val="berschrift2"/>
+        <w:pStyle w:val="Heading2"/>
         <w:rPr>
           <w:rFonts w:asciiTheme="minorHAnsi" w:hAnsiTheme="minorHAnsi" w:cstheme="minorHAnsi"/>
           <w:b/>
@@ -3103,7 +3547,7 @@
     </w:p>
     <w:tbl>
       <w:tblPr>
-        <w:tblStyle w:val="Tabellenraster"/>
+        <w:tblStyle w:val="TableGrid"/>
         <w:tblW w:w="0" w:type="auto"/>
         <w:tblInd w:w="336" w:type="dxa"/>
         <w:tblBorders>
@@ -3134,13 +3578,15 @@
               <w:pStyle w:val="Standard1"/>
               <w:rPr>
                 <w:rFonts w:asciiTheme="minorHAnsi" w:hAnsiTheme="minorHAnsi" w:cstheme="minorHAnsi"/>
-              </w:rPr>
-            </w:pPr>
-            <w:r>
-              <w:rPr>
-                <w:rFonts w:asciiTheme="minorHAnsi" w:hAnsiTheme="minorHAnsi" w:cstheme="minorHAnsi"/>
-                <w:sz w:val="16"/>
-                <w:szCs w:val="16"/>
+                <w:lang w:val="en-US"/>
+              </w:rPr>
+            </w:pPr>
+            <w:r>
+              <w:rPr>
+                <w:rFonts w:asciiTheme="minorHAnsi" w:hAnsiTheme="minorHAnsi" w:cstheme="minorHAnsi"/>
+                <w:sz w:val="16"/>
+                <w:szCs w:val="16"/>
+                <w:lang w:val="en-US"/>
               </w:rPr>
               <w:t>0</w:t>
             </w:r>
@@ -3149,14 +3595,16 @@
                 <w:rFonts w:asciiTheme="minorHAnsi" w:hAnsiTheme="minorHAnsi" w:cstheme="minorHAnsi"/>
                 <w:sz w:val="16"/>
                 <w:szCs w:val="16"/>
-              </w:rPr>
-              <w:t>1</w:t>
-            </w:r>
-            <w:r>
-              <w:rPr>
-                <w:rFonts w:asciiTheme="minorHAnsi" w:hAnsiTheme="minorHAnsi" w:cstheme="minorHAnsi"/>
-                <w:sz w:val="16"/>
-                <w:szCs w:val="16"/>
+                <w:lang w:val="en-US"/>
+              </w:rPr>
+              <w:t>4</w:t>
+            </w:r>
+            <w:r>
+              <w:rPr>
+                <w:rFonts w:asciiTheme="minorHAnsi" w:hAnsiTheme="minorHAnsi" w:cstheme="minorHAnsi"/>
+                <w:sz w:val="16"/>
+                <w:szCs w:val="16"/>
+                <w:lang w:val="en-US"/>
               </w:rPr>
               <w:t>/202</w:t>
             </w:r>
@@ -3165,30 +3613,34 @@
                 <w:rFonts w:asciiTheme="minorHAnsi" w:hAnsiTheme="minorHAnsi" w:cstheme="minorHAnsi"/>
                 <w:sz w:val="16"/>
                 <w:szCs w:val="16"/>
-              </w:rPr>
-              <w:t>4</w:t>
-            </w:r>
-            <w:r>
-              <w:rPr>
-                <w:rFonts w:asciiTheme="minorHAnsi" w:hAnsiTheme="minorHAnsi" w:cstheme="minorHAnsi"/>
-                <w:sz w:val="16"/>
-                <w:szCs w:val="16"/>
-              </w:rPr>
-              <w:t xml:space="preserve"> - </w:t>
-            </w:r>
-            <w:r>
-              <w:rPr>
-                <w:rFonts w:asciiTheme="minorHAnsi" w:hAnsiTheme="minorHAnsi" w:cstheme="minorHAnsi"/>
-                <w:sz w:val="16"/>
-                <w:szCs w:val="16"/>
-              </w:rPr>
-              <w:t>01</w:t>
-            </w:r>
-            <w:r>
-              <w:rPr>
-                <w:rFonts w:asciiTheme="minorHAnsi" w:hAnsiTheme="minorHAnsi" w:cstheme="minorHAnsi"/>
-                <w:sz w:val="16"/>
-                <w:szCs w:val="16"/>
+                <w:lang w:val="en-US"/>
+              </w:rPr>
+              <w:t>5</w:t>
+            </w:r>
+            <w:r>
+              <w:rPr>
+                <w:rFonts w:asciiTheme="minorHAnsi" w:hAnsiTheme="minorHAnsi" w:cstheme="minorHAnsi"/>
+                <w:sz w:val="16"/>
+                <w:szCs w:val="16"/>
+                <w:lang w:val="en-US"/>
+              </w:rPr>
+              <w:t xml:space="preserve"> - 0</w:t>
+            </w:r>
+            <w:r>
+              <w:rPr>
+                <w:rFonts w:asciiTheme="minorHAnsi" w:hAnsiTheme="minorHAnsi" w:cstheme="minorHAnsi"/>
+                <w:sz w:val="16"/>
+                <w:szCs w:val="16"/>
+                <w:lang w:val="en-US"/>
+              </w:rPr>
+              <w:t>8</w:t>
+            </w:r>
+            <w:r>
+              <w:rPr>
+                <w:rFonts w:asciiTheme="minorHAnsi" w:hAnsiTheme="minorHAnsi" w:cstheme="minorHAnsi"/>
+                <w:sz w:val="16"/>
+                <w:szCs w:val="16"/>
+                <w:lang w:val="en-US"/>
               </w:rPr>
               <w:t>/202</w:t>
             </w:r>
@@ -3197,20 +3649,23 @@
                 <w:rFonts w:asciiTheme="minorHAnsi" w:hAnsiTheme="minorHAnsi" w:cstheme="minorHAnsi"/>
                 <w:sz w:val="16"/>
                 <w:szCs w:val="16"/>
-              </w:rPr>
-              <w:t>5</w:t>
-            </w:r>
-            <w:r>
-              <w:rPr>
-                <w:rFonts w:asciiTheme="minorHAnsi" w:hAnsiTheme="minorHAnsi" w:cstheme="minorHAnsi"/>
-                <w:sz w:val="16"/>
-                <w:szCs w:val="16"/>
+                <w:lang w:val="en-US"/>
+              </w:rPr>
+              <w:t>6</w:t>
+            </w:r>
+            <w:r>
+              <w:rPr>
+                <w:rFonts w:asciiTheme="minorHAnsi" w:hAnsiTheme="minorHAnsi" w:cstheme="minorHAnsi"/>
+                <w:sz w:val="16"/>
+                <w:szCs w:val="16"/>
+                <w:lang w:val="en-US"/>
               </w:rPr>
               <w:t xml:space="preserve"> //</w:t>
             </w:r>
             <w:r>
               <w:rPr>
                 <w:rFonts w:asciiTheme="minorHAnsi" w:hAnsiTheme="minorHAnsi" w:cstheme="minorHAnsi"/>
+                <w:lang w:val="en-US"/>
               </w:rPr>
               <w:t xml:space="preserve"> </w:t>
             </w:r>
@@ -3219,26 +3674,18 @@
                 <w:rFonts w:asciiTheme="minorHAnsi" w:hAnsiTheme="minorHAnsi" w:cstheme="minorHAnsi"/>
                 <w:b/>
                 <w:bCs/>
-              </w:rPr>
-              <w:t xml:space="preserve">Digital </w:t>
-            </w:r>
-            <w:proofErr w:type="spellStart"/>
-            <w:r>
-              <w:rPr>
-                <w:rFonts w:asciiTheme="minorHAnsi" w:hAnsiTheme="minorHAnsi" w:cstheme="minorHAnsi"/>
-                <w:b/>
-                <w:bCs/>
-              </w:rPr>
-              <w:t>Stationary</w:t>
-            </w:r>
-            <w:proofErr w:type="spellEnd"/>
-            <w:r>
-              <w:rPr>
-                <w:rFonts w:asciiTheme="minorHAnsi" w:hAnsiTheme="minorHAnsi" w:cstheme="minorHAnsi"/>
-                <w:b/>
-                <w:bCs/>
-              </w:rPr>
-              <w:t xml:space="preserve"> Monitoring System</w:t>
+                <w:lang w:val="en-US"/>
+              </w:rPr>
+              <w:t xml:space="preserve">EV-Charging </w:t>
+            </w:r>
+            <w:r>
+              <w:rPr>
+                <w:rFonts w:asciiTheme="minorHAnsi" w:hAnsiTheme="minorHAnsi" w:cstheme="minorHAnsi"/>
+                <w:b/>
+                <w:bCs/>
+                <w:lang w:val="en-US"/>
+              </w:rPr>
+              <w:t>Platform</w:t>
             </w:r>
           </w:p>
         </w:tc>
@@ -3270,6 +3717,7 @@
                 <w:bCs/>
                 <w:sz w:val="16"/>
                 <w:szCs w:val="16"/>
+                <w:lang w:val="en-US"/>
               </w:rPr>
               <w:t xml:space="preserve"> </w:t>
             </w:r>
@@ -3304,7 +3752,7 @@
                 <w:rFonts w:asciiTheme="minorHAnsi" w:hAnsiTheme="minorHAnsi" w:cstheme="minorHAnsi"/>
                 <w:lang w:val="en-US"/>
               </w:rPr>
-              <w:t>Messtechnik</w:t>
+              <w:t>Elektromobilität</w:t>
             </w:r>
             <w:proofErr w:type="spellEnd"/>
           </w:p>
@@ -3373,25 +3821,81 @@
                 <w:i/>
                 <w:iCs/>
               </w:rPr>
-              <w:t xml:space="preserve">Mehrere Nutzergruppen-spezifische Produkte sollen auf eine einheitliche technische </w:t>
-            </w:r>
-            <w:proofErr w:type="spellStart"/>
+              <w:t>Für einen Anbieter von Ladeinfrastruktur</w:t>
+            </w:r>
             <w:r>
               <w:rPr>
                 <w:rFonts w:asciiTheme="minorHAnsi" w:hAnsiTheme="minorHAnsi" w:cstheme="minorHAnsi"/>
                 <w:i/>
                 <w:iCs/>
               </w:rPr>
-              <w:t>Platform</w:t>
-            </w:r>
-            <w:proofErr w:type="spellEnd"/>
+              <w:t xml:space="preserve"> mit über 2000 gemanagten Ladepunkten</w:t>
+            </w:r>
             <w:r>
               <w:rPr>
                 <w:rFonts w:asciiTheme="minorHAnsi" w:hAnsiTheme="minorHAnsi" w:cstheme="minorHAnsi"/>
                 <w:i/>
                 <w:iCs/>
               </w:rPr>
-              <w:t xml:space="preserve"> umgestellt werden. Dabei sollen ähnliche Funktionen zu wiederverwendbaren Komponenten geteilt werden und Nutzergruppen-spezifische Erweiterungen unterstützt werden.</w:t>
+              <w:t>, soll ein</w:t>
+            </w:r>
+            <w:r>
+              <w:rPr>
+                <w:rFonts w:asciiTheme="minorHAnsi" w:hAnsiTheme="minorHAnsi" w:cstheme="minorHAnsi"/>
+                <w:i/>
+                <w:iCs/>
+              </w:rPr>
+              <w:t xml:space="preserve">e </w:t>
+            </w:r>
+            <w:proofErr w:type="spellStart"/>
+            <w:r>
+              <w:rPr>
+                <w:rFonts w:asciiTheme="minorHAnsi" w:hAnsiTheme="minorHAnsi" w:cstheme="minorHAnsi"/>
+                <w:i/>
+                <w:iCs/>
+              </w:rPr>
+              <w:t>Platform</w:t>
+            </w:r>
+            <w:proofErr w:type="spellEnd"/>
+            <w:r>
+              <w:rPr>
+                <w:rFonts w:asciiTheme="minorHAnsi" w:hAnsiTheme="minorHAnsi" w:cstheme="minorHAnsi"/>
+                <w:i/>
+                <w:iCs/>
+              </w:rPr>
+              <w:t xml:space="preserve"> </w:t>
+            </w:r>
+            <w:r>
+              <w:rPr>
+                <w:rFonts w:asciiTheme="minorHAnsi" w:hAnsiTheme="minorHAnsi" w:cstheme="minorHAnsi"/>
+                <w:i/>
+                <w:iCs/>
+              </w:rPr>
+              <w:t>zur Abrechnung</w:t>
+            </w:r>
+            <w:r>
+              <w:rPr>
+                <w:rFonts w:asciiTheme="minorHAnsi" w:hAnsiTheme="minorHAnsi" w:cstheme="minorHAnsi"/>
+                <w:i/>
+                <w:iCs/>
+              </w:rPr>
+              <w:t xml:space="preserve"> von Ladestrom, </w:t>
+            </w:r>
+            <w:r>
+              <w:rPr>
+                <w:rFonts w:asciiTheme="minorHAnsi" w:hAnsiTheme="minorHAnsi" w:cstheme="minorHAnsi"/>
+                <w:i/>
+                <w:iCs/>
+              </w:rPr>
+              <w:t>Überwachung</w:t>
+            </w:r>
+            <w:r>
+              <w:rPr>
+                <w:rFonts w:asciiTheme="minorHAnsi" w:hAnsiTheme="minorHAnsi" w:cstheme="minorHAnsi"/>
+                <w:i/>
+                <w:iCs/>
+              </w:rPr>
+              <w:t xml:space="preserve"> und Konfiguration der Ladesäulen, sowie Steuerung von externen Partnern zur Wartung gebaut werden. Für Endkunden soll ein Portal zum Self-Service für die Bestellung von Ladekarten, Einsicht von Ladevorgängen und Abrechnungen, sowie Support dienen.</w:t>
             </w:r>
             <w:r>
               <w:rPr>
@@ -3533,8 +4037,52 @@
               <w:rPr>
                 <w:rFonts w:asciiTheme="minorHAnsi" w:hAnsiTheme="minorHAnsi" w:cstheme="minorHAnsi"/>
               </w:rPr>
-              <w:t>Unterstützung des Produktteams bei der Anforderungsanalyse</w:t>
-            </w:r>
+              <w:t xml:space="preserve">Technische Konzeption der </w:t>
+            </w:r>
+            <w:proofErr w:type="spellStart"/>
+            <w:r>
+              <w:rPr>
+                <w:rFonts w:asciiTheme="minorHAnsi" w:hAnsiTheme="minorHAnsi" w:cstheme="minorHAnsi"/>
+              </w:rPr>
+              <w:t>Platform</w:t>
+            </w:r>
+            <w:proofErr w:type="spellEnd"/>
+          </w:p>
+          <w:p>
+            <w:pPr>
+              <w:pStyle w:val="Standard1"/>
+              <w:rPr>
+                <w:rFonts w:asciiTheme="minorHAnsi" w:hAnsiTheme="minorHAnsi" w:cstheme="minorHAnsi"/>
+              </w:rPr>
+            </w:pPr>
+            <w:r>
+              <w:rPr>
+                <w:rFonts w:asciiTheme="minorHAnsi" w:hAnsiTheme="minorHAnsi" w:cstheme="minorHAnsi"/>
+              </w:rPr>
+              <w:t>* Abstimmung mit Schnittstellen-Teams</w:t>
+            </w:r>
+          </w:p>
+          <w:p>
+            <w:pPr>
+              <w:pStyle w:val="Standard1"/>
+              <w:rPr>
+                <w:rFonts w:asciiTheme="minorHAnsi" w:hAnsiTheme="minorHAnsi" w:cstheme="minorHAnsi"/>
+              </w:rPr>
+            </w:pPr>
+            <w:r>
+              <w:rPr>
+                <w:rFonts w:asciiTheme="minorHAnsi" w:hAnsiTheme="minorHAnsi" w:cstheme="minorHAnsi"/>
+              </w:rPr>
+              <w:t xml:space="preserve">* Überführung des bestehenden Prototyps in eine robuste Spring Boot Anwendung mit mehreren Web-basierten Clients für die unterschiedlichen Nutzergruppen der </w:t>
+            </w:r>
+            <w:proofErr w:type="spellStart"/>
+            <w:r>
+              <w:rPr>
+                <w:rFonts w:asciiTheme="minorHAnsi" w:hAnsiTheme="minorHAnsi" w:cstheme="minorHAnsi"/>
+              </w:rPr>
+              <w:t>Platform</w:t>
+            </w:r>
+            <w:proofErr w:type="spellEnd"/>
           </w:p>
           <w:p>
             <w:pPr>
@@ -3553,63 +4101,21 @@
               <w:rPr>
                 <w:rFonts w:asciiTheme="minorHAnsi" w:hAnsiTheme="minorHAnsi" w:cstheme="minorHAnsi"/>
               </w:rPr>
-              <w:t xml:space="preserve">Neuentwicklung der technischen </w:t>
+              <w:t>Abbildung und (Teil-)Automatisierung der kritischen Geschäftsprozesse in BPMN (</w:t>
             </w:r>
             <w:proofErr w:type="spellStart"/>
             <w:r>
               <w:rPr>
                 <w:rFonts w:asciiTheme="minorHAnsi" w:hAnsiTheme="minorHAnsi" w:cstheme="minorHAnsi"/>
               </w:rPr>
-              <w:t>Platform</w:t>
+              <w:t>Camunda</w:t>
             </w:r>
             <w:proofErr w:type="spellEnd"/>
             <w:r>
               <w:rPr>
                 <w:rFonts w:asciiTheme="minorHAnsi" w:hAnsiTheme="minorHAnsi" w:cstheme="minorHAnsi"/>
               </w:rPr>
-              <w:t xml:space="preserve"> und einem darauf aufbauenden Endkundenprodukts</w:t>
-            </w:r>
-          </w:p>
-          <w:p>
-            <w:pPr>
-              <w:pStyle w:val="Standard1"/>
-              <w:rPr>
-                <w:rFonts w:asciiTheme="minorHAnsi" w:hAnsiTheme="minorHAnsi" w:cstheme="minorHAnsi"/>
-              </w:rPr>
-            </w:pPr>
-            <w:r>
-              <w:rPr>
-                <w:rFonts w:asciiTheme="minorHAnsi" w:hAnsiTheme="minorHAnsi" w:cstheme="minorHAnsi"/>
-              </w:rPr>
-              <w:t xml:space="preserve">* </w:t>
-            </w:r>
-            <w:proofErr w:type="spellStart"/>
-            <w:r>
-              <w:rPr>
-                <w:rFonts w:asciiTheme="minorHAnsi" w:hAnsiTheme="minorHAnsi" w:cstheme="minorHAnsi"/>
-              </w:rPr>
-              <w:t>Know-How</w:t>
-            </w:r>
-            <w:proofErr w:type="spellEnd"/>
-            <w:r>
-              <w:rPr>
-                <w:rFonts w:asciiTheme="minorHAnsi" w:hAnsiTheme="minorHAnsi" w:cstheme="minorHAnsi"/>
-              </w:rPr>
-              <w:t xml:space="preserve"> Aufbau im Team mit den Technologieschwerpunkten Spring, MongoDB und Kafka</w:t>
-            </w:r>
-          </w:p>
-          <w:p>
-            <w:pPr>
-              <w:pStyle w:val="Standard1"/>
-              <w:rPr>
-                <w:rFonts w:asciiTheme="minorHAnsi" w:hAnsiTheme="minorHAnsi" w:cstheme="minorHAnsi"/>
-              </w:rPr>
-            </w:pPr>
-            <w:r>
-              <w:rPr>
-                <w:rFonts w:asciiTheme="minorHAnsi" w:hAnsiTheme="minorHAnsi" w:cstheme="minorHAnsi"/>
-              </w:rPr>
-              <w:t>* Teamübergreifende Architekturarbeit</w:t>
+              <w:t>)</w:t>
             </w:r>
           </w:p>
         </w:tc>
@@ -3726,14 +4232,14 @@
                 <w:rFonts w:asciiTheme="minorHAnsi" w:hAnsiTheme="minorHAnsi" w:cstheme="minorHAnsi"/>
                 <w:lang w:val="en-US"/>
               </w:rPr>
-              <w:t xml:space="preserve">, </w:t>
-            </w:r>
-            <w:r>
-              <w:rPr>
-                <w:rFonts w:asciiTheme="minorHAnsi" w:hAnsiTheme="minorHAnsi" w:cstheme="minorHAnsi"/>
-                <w:lang w:val="en-US"/>
-              </w:rPr>
-              <w:t>Java 21</w:t>
+              <w:t xml:space="preserve"> Boot</w:t>
+            </w:r>
+            <w:r>
+              <w:rPr>
+                <w:rFonts w:asciiTheme="minorHAnsi" w:hAnsiTheme="minorHAnsi" w:cstheme="minorHAnsi"/>
+                <w:lang w:val="en-US"/>
+              </w:rPr>
+              <w:t>, Java 21</w:t>
             </w:r>
           </w:p>
         </w:tc>
@@ -3791,6 +4297,13 @@
               </w:rPr>
               <w:t>React, Typescript</w:t>
             </w:r>
+            <w:r>
+              <w:rPr>
+                <w:rFonts w:asciiTheme="minorHAnsi" w:hAnsiTheme="minorHAnsi" w:cstheme="minorHAnsi"/>
+                <w:lang w:val="en-US"/>
+              </w:rPr>
+              <w:t>, Playwright</w:t>
+            </w:r>
           </w:p>
         </w:tc>
       </w:tr>
@@ -3843,26 +4356,97 @@
               <w:rPr>
                 <w:rFonts w:asciiTheme="minorHAnsi" w:hAnsiTheme="minorHAnsi" w:cstheme="minorHAnsi"/>
               </w:rPr>
-              <w:t>AWS, Docker, Kafka</w:t>
-            </w:r>
-            <w:r>
-              <w:rPr>
-                <w:rFonts w:asciiTheme="minorHAnsi" w:hAnsiTheme="minorHAnsi" w:cstheme="minorHAnsi"/>
-              </w:rPr>
-              <w:t xml:space="preserve">, MongoDB, Terraform, </w:t>
+              <w:t>Azure</w:t>
+            </w:r>
+            <w:r>
+              <w:rPr>
+                <w:rFonts w:asciiTheme="minorHAnsi" w:hAnsiTheme="minorHAnsi" w:cstheme="minorHAnsi"/>
+              </w:rPr>
+              <w:t xml:space="preserve">, </w:t>
             </w:r>
             <w:proofErr w:type="spellStart"/>
             <w:r>
               <w:rPr>
                 <w:rFonts w:asciiTheme="minorHAnsi" w:hAnsiTheme="minorHAnsi" w:cstheme="minorHAnsi"/>
               </w:rPr>
+              <w:t>Kubernetes</w:t>
+            </w:r>
+            <w:proofErr w:type="spellEnd"/>
+            <w:r>
+              <w:rPr>
+                <w:rFonts w:asciiTheme="minorHAnsi" w:hAnsiTheme="minorHAnsi" w:cstheme="minorHAnsi"/>
+              </w:rPr>
+              <w:t xml:space="preserve">, </w:t>
+            </w:r>
+            <w:proofErr w:type="spellStart"/>
+            <w:r>
+              <w:rPr>
+                <w:rFonts w:asciiTheme="minorHAnsi" w:hAnsiTheme="minorHAnsi" w:cstheme="minorHAnsi"/>
+              </w:rPr>
+              <w:t>Camunda</w:t>
+            </w:r>
+            <w:proofErr w:type="spellEnd"/>
+            <w:r>
+              <w:rPr>
+                <w:rFonts w:asciiTheme="minorHAnsi" w:hAnsiTheme="minorHAnsi" w:cstheme="minorHAnsi"/>
+              </w:rPr>
+              <w:t>,</w:t>
+            </w:r>
+            <w:r>
+              <w:rPr>
+                <w:rFonts w:asciiTheme="minorHAnsi" w:hAnsiTheme="minorHAnsi" w:cstheme="minorHAnsi"/>
+              </w:rPr>
+              <w:t xml:space="preserve"> </w:t>
+            </w:r>
+            <w:r>
+              <w:rPr>
+                <w:rFonts w:asciiTheme="minorHAnsi" w:hAnsiTheme="minorHAnsi" w:cstheme="minorHAnsi"/>
+              </w:rPr>
+              <w:t xml:space="preserve">TIBCO EMS, SAP, </w:t>
+            </w:r>
+            <w:proofErr w:type="spellStart"/>
+            <w:r>
+              <w:rPr>
+                <w:rFonts w:asciiTheme="minorHAnsi" w:hAnsiTheme="minorHAnsi" w:cstheme="minorHAnsi"/>
+              </w:rPr>
+              <w:t>Postgres</w:t>
+            </w:r>
+            <w:proofErr w:type="spellEnd"/>
+            <w:r>
+              <w:rPr>
+                <w:rFonts w:asciiTheme="minorHAnsi" w:hAnsiTheme="minorHAnsi" w:cstheme="minorHAnsi"/>
+              </w:rPr>
+              <w:t xml:space="preserve">, Terraform, </w:t>
+            </w:r>
+            <w:proofErr w:type="spellStart"/>
+            <w:r>
+              <w:rPr>
+                <w:rFonts w:asciiTheme="minorHAnsi" w:hAnsiTheme="minorHAnsi" w:cstheme="minorHAnsi"/>
+              </w:rPr>
               <w:t>Gitlab</w:t>
+            </w:r>
+            <w:proofErr w:type="spellEnd"/>
+            <w:r>
+              <w:rPr>
+                <w:rFonts w:asciiTheme="minorHAnsi" w:hAnsiTheme="minorHAnsi" w:cstheme="minorHAnsi"/>
+              </w:rPr>
+              <w:t>, Be-</w:t>
+            </w:r>
+            <w:proofErr w:type="spellStart"/>
+            <w:r>
+              <w:rPr>
+                <w:rFonts w:asciiTheme="minorHAnsi" w:hAnsiTheme="minorHAnsi" w:cstheme="minorHAnsi"/>
+              </w:rPr>
+              <w:t>Energised</w:t>
             </w:r>
             <w:proofErr w:type="spellEnd"/>
           </w:p>
         </w:tc>
       </w:tr>
       <w:tr>
+        <w:trPr>
+          <w:trHeight w:val="87"/>
+        </w:trPr>
         <w:tc>
           <w:tcPr>
             <w:tcW w:w="2057" w:type="dxa"/>
@@ -3921,15 +4505,13 @@
               </w:rPr>
               <w:t xml:space="preserve">, Miro, Figma, </w:t>
             </w:r>
-            <w:proofErr w:type="spellStart"/>
-            <w:r>
-              <w:rPr>
-                <w:rFonts w:asciiTheme="minorHAnsi" w:hAnsiTheme="minorHAnsi" w:cstheme="minorHAnsi"/>
-                <w:lang w:val="en-US"/>
-              </w:rPr>
-              <w:t>Gathertown</w:t>
-            </w:r>
-            <w:proofErr w:type="spellEnd"/>
+            <w:r>
+              <w:rPr>
+                <w:rFonts w:asciiTheme="minorHAnsi" w:hAnsiTheme="minorHAnsi" w:cstheme="minorHAnsi"/>
+                <w:lang w:val="en-US"/>
+              </w:rPr>
+              <w:t>Teams</w:t>
+            </w:r>
           </w:p>
         </w:tc>
       </w:tr>
@@ -3952,7 +4534,7 @@
     </w:p>
     <w:tbl>
       <w:tblPr>
-        <w:tblStyle w:val="Tabellenraster"/>
+        <w:tblStyle w:val="TableGrid"/>
         <w:tblW w:w="0" w:type="auto"/>
         <w:tblInd w:w="336" w:type="dxa"/>
         <w:tblBorders>
@@ -3991,6 +4573,46 @@
                 <w:sz w:val="16"/>
                 <w:szCs w:val="16"/>
               </w:rPr>
+              <w:t>1</w:t>
+            </w:r>
+            <w:r>
+              <w:rPr>
+                <w:rFonts w:asciiTheme="minorHAnsi" w:hAnsiTheme="minorHAnsi" w:cstheme="minorHAnsi"/>
+                <w:sz w:val="16"/>
+                <w:szCs w:val="16"/>
+              </w:rPr>
+              <w:t>2</w:t>
+            </w:r>
+            <w:r>
+              <w:rPr>
+                <w:rFonts w:asciiTheme="minorHAnsi" w:hAnsiTheme="minorHAnsi" w:cstheme="minorHAnsi"/>
+                <w:sz w:val="16"/>
+                <w:szCs w:val="16"/>
+              </w:rPr>
+              <w:t>/202</w:t>
+            </w:r>
+            <w:r>
+              <w:rPr>
+                <w:rFonts w:asciiTheme="minorHAnsi" w:hAnsiTheme="minorHAnsi" w:cstheme="minorHAnsi"/>
+                <w:sz w:val="16"/>
+                <w:szCs w:val="16"/>
+              </w:rPr>
+              <w:t>4</w:t>
+            </w:r>
+            <w:r>
+              <w:rPr>
+                <w:rFonts w:asciiTheme="minorHAnsi" w:hAnsiTheme="minorHAnsi" w:cstheme="minorHAnsi"/>
+                <w:sz w:val="16"/>
+                <w:szCs w:val="16"/>
+              </w:rPr>
+              <w:t xml:space="preserve"> - </w:t>
+            </w:r>
+            <w:r>
+              <w:rPr>
+                <w:rFonts w:asciiTheme="minorHAnsi" w:hAnsiTheme="minorHAnsi" w:cstheme="minorHAnsi"/>
+                <w:sz w:val="16"/>
+                <w:szCs w:val="16"/>
+              </w:rPr>
               <w:t>0</w:t>
             </w:r>
             <w:r>
@@ -3999,7 +4621,7 @@
                 <w:sz w:val="16"/>
                 <w:szCs w:val="16"/>
               </w:rPr>
-              <w:t>1</w:t>
+              <w:t>3</w:t>
             </w:r>
             <w:r>
               <w:rPr>
@@ -4015,39 +4637,7 @@
                 <w:sz w:val="16"/>
                 <w:szCs w:val="16"/>
               </w:rPr>
-              <w:t>3</w:t>
-            </w:r>
-            <w:r>
-              <w:rPr>
-                <w:rFonts w:asciiTheme="minorHAnsi" w:hAnsiTheme="minorHAnsi" w:cstheme="minorHAnsi"/>
-                <w:sz w:val="16"/>
-                <w:szCs w:val="16"/>
-              </w:rPr>
-              <w:t xml:space="preserve"> - </w:t>
-            </w:r>
-            <w:r>
-              <w:rPr>
-                <w:rFonts w:asciiTheme="minorHAnsi" w:hAnsiTheme="minorHAnsi" w:cstheme="minorHAnsi"/>
-                <w:sz w:val="16"/>
-                <w:szCs w:val="16"/>
-              </w:rPr>
-              <w:t>12</w:t>
-            </w:r>
-            <w:r>
-              <w:rPr>
-                <w:rFonts w:asciiTheme="minorHAnsi" w:hAnsiTheme="minorHAnsi" w:cstheme="minorHAnsi"/>
-                <w:sz w:val="16"/>
-                <w:szCs w:val="16"/>
-              </w:rPr>
-              <w:t>/202</w:t>
-            </w:r>
-            <w:r>
-              <w:rPr>
-                <w:rFonts w:asciiTheme="minorHAnsi" w:hAnsiTheme="minorHAnsi" w:cstheme="minorHAnsi"/>
-                <w:sz w:val="16"/>
-                <w:szCs w:val="16"/>
-              </w:rPr>
-              <w:t>4</w:t>
+              <w:t>5</w:t>
             </w:r>
             <w:r>
               <w:rPr>
@@ -4069,15 +4659,25 @@
                 <w:b/>
                 <w:bCs/>
               </w:rPr>
-              <w:t xml:space="preserve">IoT </w:t>
-            </w:r>
-            <w:r>
-              <w:rPr>
-                <w:rFonts w:asciiTheme="minorHAnsi" w:hAnsiTheme="minorHAnsi" w:cstheme="minorHAnsi"/>
-                <w:b/>
-                <w:bCs/>
-              </w:rPr>
-              <w:t>Plattform</w:t>
+              <w:t xml:space="preserve">Digital </w:t>
+            </w:r>
+            <w:proofErr w:type="spellStart"/>
+            <w:r>
+              <w:rPr>
+                <w:rFonts w:asciiTheme="minorHAnsi" w:hAnsiTheme="minorHAnsi" w:cstheme="minorHAnsi"/>
+                <w:b/>
+                <w:bCs/>
+              </w:rPr>
+              <w:t>Stationary</w:t>
+            </w:r>
+            <w:proofErr w:type="spellEnd"/>
+            <w:r>
+              <w:rPr>
+                <w:rFonts w:asciiTheme="minorHAnsi" w:hAnsiTheme="minorHAnsi" w:cstheme="minorHAnsi"/>
+                <w:b/>
+                <w:bCs/>
+              </w:rPr>
+              <w:t xml:space="preserve"> Monitoring System</w:t>
             </w:r>
           </w:p>
         </w:tc>
@@ -4212,7 +4812,7 @@
                 <w:i/>
                 <w:iCs/>
               </w:rPr>
-              <w:t>Migration der bestehenden IoT Plattform von AWS zu Azure. Dabei sollen AWS-spezifische Technologien auf Cloud-</w:t>
+              <w:t xml:space="preserve">Mehrere Nutzergruppen-spezifische Produkte sollen auf eine einheitliche technische </w:t>
             </w:r>
             <w:proofErr w:type="spellStart"/>
             <w:r>
@@ -4221,7 +4821,7 @@
                 <w:i/>
                 <w:iCs/>
               </w:rPr>
-              <w:t>angostische</w:t>
+              <w:t>Platform</w:t>
             </w:r>
             <w:proofErr w:type="spellEnd"/>
             <w:r>
@@ -4230,7 +4830,7 @@
                 <w:i/>
                 <w:iCs/>
               </w:rPr>
-              <w:t xml:space="preserve"> Technologien umgezogen werden. </w:t>
+              <w:t xml:space="preserve"> umgestellt werden. Dabei sollen ähnliche Funktionen zu wiederverwendbaren Komponenten geteilt werden und Nutzergruppen-spezifische Erweiterungen unterstützt werden.</w:t>
             </w:r>
             <w:r>
               <w:rPr>
@@ -4372,13 +4972,7 @@
               <w:rPr>
                 <w:rFonts w:asciiTheme="minorHAnsi" w:hAnsiTheme="minorHAnsi" w:cstheme="minorHAnsi"/>
               </w:rPr>
-              <w:t>Legacy Services a</w:t>
-            </w:r>
-            <w:r>
-              <w:rPr>
-                <w:rFonts w:asciiTheme="minorHAnsi" w:hAnsiTheme="minorHAnsi" w:cstheme="minorHAnsi"/>
-              </w:rPr>
-              <w:t>uf Docker umziehen</w:t>
+              <w:t>Unterstützung des Produktteams bei der Anforderungsanalyse</w:t>
             </w:r>
           </w:p>
           <w:p>
@@ -4398,13 +4992,21 @@
               <w:rPr>
                 <w:rFonts w:asciiTheme="minorHAnsi" w:hAnsiTheme="minorHAnsi" w:cstheme="minorHAnsi"/>
               </w:rPr>
-              <w:t xml:space="preserve">Kinesis als </w:t>
-            </w:r>
-            <w:r>
-              <w:rPr>
-                <w:rFonts w:asciiTheme="minorHAnsi" w:hAnsiTheme="minorHAnsi" w:cstheme="minorHAnsi"/>
-              </w:rPr>
-              <w:t>zentrale Messaging-Plattform durch Kafka ersetzen</w:t>
+              <w:t xml:space="preserve">Neuentwicklung der technischen </w:t>
+            </w:r>
+            <w:proofErr w:type="spellStart"/>
+            <w:r>
+              <w:rPr>
+                <w:rFonts w:asciiTheme="minorHAnsi" w:hAnsiTheme="minorHAnsi" w:cstheme="minorHAnsi"/>
+              </w:rPr>
+              <w:t>Platform</w:t>
+            </w:r>
+            <w:proofErr w:type="spellEnd"/>
+            <w:r>
+              <w:rPr>
+                <w:rFonts w:asciiTheme="minorHAnsi" w:hAnsiTheme="minorHAnsi" w:cstheme="minorHAnsi"/>
+              </w:rPr>
+              <w:t xml:space="preserve"> und einem darauf aufbauenden Endkundenprodukts</w:t>
             </w:r>
           </w:p>
           <w:p>
@@ -4420,65 +5022,33 @@
               </w:rPr>
               <w:t xml:space="preserve">* </w:t>
             </w:r>
-            <w:r>
-              <w:rPr>
-                <w:rFonts w:asciiTheme="minorHAnsi" w:hAnsiTheme="minorHAnsi" w:cstheme="minorHAnsi"/>
-              </w:rPr>
-              <w:t xml:space="preserve">Datenmigration einer Legacy-Anwendung zur </w:t>
-            </w:r>
-            <w:r>
-              <w:rPr>
-                <w:rFonts w:asciiTheme="minorHAnsi" w:hAnsiTheme="minorHAnsi" w:cstheme="minorHAnsi"/>
-              </w:rPr>
-              <w:t>nächsten Produkt</w:t>
-            </w:r>
-            <w:r>
-              <w:rPr>
-                <w:rFonts w:asciiTheme="minorHAnsi" w:hAnsiTheme="minorHAnsi" w:cstheme="minorHAnsi"/>
-              </w:rPr>
-              <w:t>generation</w:t>
-            </w:r>
-          </w:p>
-          <w:p>
-            <w:pPr>
-              <w:pStyle w:val="Standard1"/>
-              <w:rPr>
-                <w:rFonts w:asciiTheme="minorHAnsi" w:hAnsiTheme="minorHAnsi" w:cstheme="minorHAnsi"/>
-              </w:rPr>
-            </w:pPr>
-            <w:r>
-              <w:rPr>
-                <w:rFonts w:asciiTheme="minorHAnsi" w:hAnsiTheme="minorHAnsi" w:cstheme="minorHAnsi"/>
-              </w:rPr>
-              <w:t xml:space="preserve">* Weiterentwicklung der IoT </w:t>
-            </w:r>
             <w:proofErr w:type="spellStart"/>
             <w:r>
               <w:rPr>
                 <w:rFonts w:asciiTheme="minorHAnsi" w:hAnsiTheme="minorHAnsi" w:cstheme="minorHAnsi"/>
               </w:rPr>
-              <w:t>Platform</w:t>
+              <w:t>Know-How</w:t>
             </w:r>
             <w:proofErr w:type="spellEnd"/>
             <w:r>
               <w:rPr>
                 <w:rFonts w:asciiTheme="minorHAnsi" w:hAnsiTheme="minorHAnsi" w:cstheme="minorHAnsi"/>
               </w:rPr>
-              <w:t xml:space="preserve"> und Verbesserung der Testautomatisierung</w:t>
-            </w:r>
-          </w:p>
-          <w:p>
-            <w:pPr>
-              <w:pStyle w:val="Standard1"/>
-              <w:rPr>
-                <w:rFonts w:asciiTheme="minorHAnsi" w:hAnsiTheme="minorHAnsi" w:cstheme="minorHAnsi"/>
-              </w:rPr>
-            </w:pPr>
-            <w:r>
-              <w:rPr>
-                <w:rFonts w:asciiTheme="minorHAnsi" w:hAnsiTheme="minorHAnsi" w:cstheme="minorHAnsi"/>
-              </w:rPr>
-              <w:t>* Etablierung einer lebhaften Pairing-Kultur im Team</w:t>
+              <w:t xml:space="preserve"> Aufbau im Team mit den Technologieschwerpunkten Spring, MongoDB und Kafka</w:t>
+            </w:r>
+          </w:p>
+          <w:p>
+            <w:pPr>
+              <w:pStyle w:val="Standard1"/>
+              <w:rPr>
+                <w:rFonts w:asciiTheme="minorHAnsi" w:hAnsiTheme="minorHAnsi" w:cstheme="minorHAnsi"/>
+              </w:rPr>
+            </w:pPr>
+            <w:r>
+              <w:rPr>
+                <w:rFonts w:asciiTheme="minorHAnsi" w:hAnsiTheme="minorHAnsi" w:cstheme="minorHAnsi"/>
+              </w:rPr>
+              <w:t>* Teamübergreifende Architekturarbeit</w:t>
             </w:r>
           </w:p>
         </w:tc>
@@ -4588,21 +5158,14 @@
                 <w:rFonts w:asciiTheme="minorHAnsi" w:hAnsiTheme="minorHAnsi" w:cstheme="minorHAnsi"/>
                 <w:lang w:val="en-US"/>
               </w:rPr>
-              <w:t>Java EE</w:t>
-            </w:r>
-            <w:r>
-              <w:rPr>
-                <w:rFonts w:asciiTheme="minorHAnsi" w:hAnsiTheme="minorHAnsi" w:cstheme="minorHAnsi"/>
-                <w:lang w:val="en-US"/>
-              </w:rPr>
-              <w:t>, Weld</w:t>
-            </w:r>
-            <w:r>
-              <w:rPr>
-                <w:rFonts w:asciiTheme="minorHAnsi" w:hAnsiTheme="minorHAnsi" w:cstheme="minorHAnsi"/>
-                <w:lang w:val="en-US"/>
-              </w:rPr>
-              <w:t>, Spring</w:t>
+              <w:t>Spring</w:t>
+            </w:r>
+            <w:r>
+              <w:rPr>
+                <w:rFonts w:asciiTheme="minorHAnsi" w:hAnsiTheme="minorHAnsi" w:cstheme="minorHAnsi"/>
+                <w:lang w:val="en-US"/>
+              </w:rPr>
+              <w:t>, Java 21</w:t>
             </w:r>
           </w:p>
         </w:tc>
@@ -4658,7 +5221,7 @@
                 <w:rFonts w:asciiTheme="minorHAnsi" w:hAnsiTheme="minorHAnsi" w:cstheme="minorHAnsi"/>
                 <w:lang w:val="en-US"/>
               </w:rPr>
-              <w:t>-</w:t>
+              <w:t>React, Typescript</w:t>
             </w:r>
           </w:p>
         </w:tc>
@@ -4712,31 +5275,13 @@
               <w:rPr>
                 <w:rFonts w:asciiTheme="minorHAnsi" w:hAnsiTheme="minorHAnsi" w:cstheme="minorHAnsi"/>
               </w:rPr>
-              <w:t xml:space="preserve">Azure, </w:t>
-            </w:r>
-            <w:r>
-              <w:rPr>
-                <w:rFonts w:asciiTheme="minorHAnsi" w:hAnsiTheme="minorHAnsi" w:cstheme="minorHAnsi"/>
-              </w:rPr>
-              <w:t xml:space="preserve">AWS, </w:t>
-            </w:r>
-            <w:r>
-              <w:rPr>
-                <w:rFonts w:asciiTheme="minorHAnsi" w:hAnsiTheme="minorHAnsi" w:cstheme="minorHAnsi"/>
-              </w:rPr>
-              <w:t xml:space="preserve">Docker, </w:t>
-            </w:r>
-            <w:r>
-              <w:rPr>
-                <w:rFonts w:asciiTheme="minorHAnsi" w:hAnsiTheme="minorHAnsi" w:cstheme="minorHAnsi"/>
-              </w:rPr>
-              <w:t>Kinesis, Kafka</w:t>
-            </w:r>
-            <w:r>
-              <w:rPr>
-                <w:rFonts w:asciiTheme="minorHAnsi" w:hAnsiTheme="minorHAnsi" w:cstheme="minorHAnsi"/>
-              </w:rPr>
-              <w:t xml:space="preserve">, Terraform, </w:t>
+              <w:t>AWS, Docker, Kafka</w:t>
+            </w:r>
+            <w:r>
+              <w:rPr>
+                <w:rFonts w:asciiTheme="minorHAnsi" w:hAnsiTheme="minorHAnsi" w:cstheme="minorHAnsi"/>
+              </w:rPr>
+              <w:t xml:space="preserve">, MongoDB, Terraform, </w:t>
             </w:r>
             <w:proofErr w:type="spellStart"/>
             <w:r>
@@ -4750,6 +5295,9 @@
         </w:tc>
       </w:tr>
       <w:tr>
+        <w:trPr>
+          <w:trHeight w:val="87"/>
+        </w:trPr>
         <w:tc>
           <w:tcPr>
             <w:tcW w:w="2057" w:type="dxa"/>
@@ -4806,7 +5354,7 @@
                 <w:rFonts w:asciiTheme="minorHAnsi" w:hAnsiTheme="minorHAnsi" w:cstheme="minorHAnsi"/>
                 <w:lang w:val="en-US"/>
               </w:rPr>
-              <w:t xml:space="preserve">, </w:t>
+              <w:t xml:space="preserve">, Miro, Figma, </w:t>
             </w:r>
             <w:proofErr w:type="spellStart"/>
             <w:r>
@@ -4824,11 +5372,22 @@
     <w:p>
       <w:pPr>
         <w:pStyle w:val="Standard1"/>
+        <w:rPr>
+          <w:lang w:val="en-US"/>
+        </w:rPr>
+      </w:pPr>
+    </w:p>
+    <w:p>
+      <w:pPr>
+        <w:pStyle w:val="Standard1"/>
+        <w:rPr>
+          <w:lang w:val="en-US"/>
+        </w:rPr>
       </w:pPr>
     </w:p>
     <w:tbl>
       <w:tblPr>
-        <w:tblStyle w:val="Tabellenraster"/>
+        <w:tblStyle w:val="TableGrid"/>
         <w:tblW w:w="0" w:type="auto"/>
         <w:tblInd w:w="336" w:type="dxa"/>
         <w:tblBorders>
@@ -4875,15 +5434,31 @@
                 <w:sz w:val="16"/>
                 <w:szCs w:val="16"/>
               </w:rPr>
-              <w:t>7</w:t>
-            </w:r>
-            <w:r>
-              <w:rPr>
-                <w:rFonts w:asciiTheme="minorHAnsi" w:hAnsiTheme="minorHAnsi" w:cstheme="minorHAnsi"/>
-                <w:sz w:val="16"/>
-                <w:szCs w:val="16"/>
-              </w:rPr>
-              <w:t xml:space="preserve">/2022 - </w:t>
+              <w:t>1</w:t>
+            </w:r>
+            <w:r>
+              <w:rPr>
+                <w:rFonts w:asciiTheme="minorHAnsi" w:hAnsiTheme="minorHAnsi" w:cstheme="minorHAnsi"/>
+                <w:sz w:val="16"/>
+                <w:szCs w:val="16"/>
+              </w:rPr>
+              <w:t>/202</w:t>
+            </w:r>
+            <w:r>
+              <w:rPr>
+                <w:rFonts w:asciiTheme="minorHAnsi" w:hAnsiTheme="minorHAnsi" w:cstheme="minorHAnsi"/>
+                <w:sz w:val="16"/>
+                <w:szCs w:val="16"/>
+              </w:rPr>
+              <w:t>3</w:t>
+            </w:r>
+            <w:r>
+              <w:rPr>
+                <w:rFonts w:asciiTheme="minorHAnsi" w:hAnsiTheme="minorHAnsi" w:cstheme="minorHAnsi"/>
+                <w:sz w:val="16"/>
+                <w:szCs w:val="16"/>
+              </w:rPr>
+              <w:t xml:space="preserve"> - </w:t>
             </w:r>
             <w:r>
               <w:rPr>
@@ -4899,7 +5474,23 @@
                 <w:sz w:val="16"/>
                 <w:szCs w:val="16"/>
               </w:rPr>
-              <w:t>/2022 //</w:t>
+              <w:t>/202</w:t>
+            </w:r>
+            <w:r>
+              <w:rPr>
+                <w:rFonts w:asciiTheme="minorHAnsi" w:hAnsiTheme="minorHAnsi" w:cstheme="minorHAnsi"/>
+                <w:sz w:val="16"/>
+                <w:szCs w:val="16"/>
+              </w:rPr>
+              <w:t>4</w:t>
+            </w:r>
+            <w:r>
+              <w:rPr>
+                <w:rFonts w:asciiTheme="minorHAnsi" w:hAnsiTheme="minorHAnsi" w:cstheme="minorHAnsi"/>
+                <w:sz w:val="16"/>
+                <w:szCs w:val="16"/>
+              </w:rPr>
+              <w:t xml:space="preserve"> //</w:t>
             </w:r>
             <w:r>
               <w:rPr>
@@ -4913,7 +5504,15 @@
                 <w:b/>
                 <w:bCs/>
               </w:rPr>
-              <w:t>Identity Management</w:t>
+              <w:t xml:space="preserve">IoT </w:t>
+            </w:r>
+            <w:r>
+              <w:rPr>
+                <w:rFonts w:asciiTheme="minorHAnsi" w:hAnsiTheme="minorHAnsi" w:cstheme="minorHAnsi"/>
+                <w:b/>
+                <w:bCs/>
+              </w:rPr>
+              <w:t>Plattform</w:t>
             </w:r>
           </w:p>
         </w:tc>
@@ -4979,23 +5578,7 @@
                 <w:rFonts w:asciiTheme="minorHAnsi" w:hAnsiTheme="minorHAnsi" w:cstheme="minorHAnsi"/>
                 <w:lang w:val="en-US"/>
               </w:rPr>
-              <w:t>Heiz</w:t>
-            </w:r>
-            <w:proofErr w:type="spellEnd"/>
-            <w:r>
-              <w:rPr>
-                <w:rFonts w:asciiTheme="minorHAnsi" w:hAnsiTheme="minorHAnsi" w:cstheme="minorHAnsi"/>
-                <w:lang w:val="en-US"/>
-              </w:rPr>
-              <w:t xml:space="preserve">- und </w:t>
-            </w:r>
-            <w:proofErr w:type="spellStart"/>
-            <w:r>
-              <w:rPr>
-                <w:rFonts w:asciiTheme="minorHAnsi" w:hAnsiTheme="minorHAnsi" w:cstheme="minorHAnsi"/>
-                <w:lang w:val="en-US"/>
-              </w:rPr>
-              <w:t>Klimatechnik</w:t>
+              <w:t>Messtechnik</w:t>
             </w:r>
             <w:proofErr w:type="spellEnd"/>
           </w:p>
@@ -5026,7 +5609,6 @@
                 <w:bCs/>
                 <w:lang w:val="en-US"/>
               </w:rPr>
-              <w:lastRenderedPageBreak/>
               <w:t xml:space="preserve"> </w:t>
             </w:r>
             <w:r>
@@ -5065,65 +5647,25 @@
                 <w:i/>
                 <w:iCs/>
               </w:rPr>
-              <w:t>Migration</w:t>
-            </w:r>
+              <w:t>Migration der bestehenden IoT Plattform von AWS zu Azure. Dabei sollen AWS-spezifische Technologien auf Cloud-</w:t>
+            </w:r>
+            <w:proofErr w:type="spellStart"/>
             <w:r>
               <w:rPr>
                 <w:rFonts w:asciiTheme="minorHAnsi" w:hAnsiTheme="minorHAnsi" w:cstheme="minorHAnsi"/>
                 <w:i/>
                 <w:iCs/>
               </w:rPr>
-              <w:t xml:space="preserve"> einer Vielzahl von Identity Provider</w:t>
-            </w:r>
+              <w:t>angostische</w:t>
+            </w:r>
+            <w:proofErr w:type="spellEnd"/>
             <w:r>
               <w:rPr>
                 <w:rFonts w:asciiTheme="minorHAnsi" w:hAnsiTheme="minorHAnsi" w:cstheme="minorHAnsi"/>
                 <w:i/>
                 <w:iCs/>
               </w:rPr>
-              <w:t>n</w:t>
-            </w:r>
-            <w:r>
-              <w:rPr>
-                <w:rFonts w:asciiTheme="minorHAnsi" w:hAnsiTheme="minorHAnsi" w:cstheme="minorHAnsi"/>
-                <w:i/>
-                <w:iCs/>
-              </w:rPr>
-              <w:t xml:space="preserve"> zu eine</w:t>
-            </w:r>
-            <w:r>
-              <w:rPr>
-                <w:rFonts w:asciiTheme="minorHAnsi" w:hAnsiTheme="minorHAnsi" w:cstheme="minorHAnsi"/>
-                <w:i/>
-                <w:iCs/>
-              </w:rPr>
-              <w:t>m zentralen,</w:t>
-            </w:r>
-            <w:r>
-              <w:rPr>
-                <w:rFonts w:asciiTheme="minorHAnsi" w:hAnsiTheme="minorHAnsi" w:cstheme="minorHAnsi"/>
-                <w:i/>
-                <w:iCs/>
-              </w:rPr>
-              <w:t xml:space="preserve"> </w:t>
-            </w:r>
-            <w:proofErr w:type="spellStart"/>
-            <w:r>
-              <w:rPr>
-                <w:rFonts w:asciiTheme="minorHAnsi" w:hAnsiTheme="minorHAnsi" w:cstheme="minorHAnsi"/>
-                <w:i/>
-                <w:iCs/>
-              </w:rPr>
-              <w:t>unternehmsweiten</w:t>
-            </w:r>
-            <w:proofErr w:type="spellEnd"/>
-            <w:r>
-              <w:rPr>
-                <w:rFonts w:asciiTheme="minorHAnsi" w:hAnsiTheme="minorHAnsi" w:cstheme="minorHAnsi"/>
-                <w:i/>
-                <w:iCs/>
-              </w:rPr>
-              <w:t xml:space="preserve"> Identity Provider, der SSO über sämtliche Produkte des Unternehmens zulässt.</w:t>
+              <w:t xml:space="preserve"> Technologien umgezogen werden. </w:t>
             </w:r>
             <w:r>
               <w:rPr>
@@ -5261,11 +5803,871 @@
               </w:rPr>
               <w:t xml:space="preserve">* </w:t>
             </w:r>
+            <w:r>
+              <w:rPr>
+                <w:rFonts w:asciiTheme="minorHAnsi" w:hAnsiTheme="minorHAnsi" w:cstheme="minorHAnsi"/>
+              </w:rPr>
+              <w:t>Legacy Services a</w:t>
+            </w:r>
+            <w:r>
+              <w:rPr>
+                <w:rFonts w:asciiTheme="minorHAnsi" w:hAnsiTheme="minorHAnsi" w:cstheme="minorHAnsi"/>
+              </w:rPr>
+              <w:t>uf Docker umziehen</w:t>
+            </w:r>
+          </w:p>
+          <w:p>
+            <w:pPr>
+              <w:pStyle w:val="Standard1"/>
+              <w:rPr>
+                <w:rFonts w:asciiTheme="minorHAnsi" w:hAnsiTheme="minorHAnsi" w:cstheme="minorHAnsi"/>
+              </w:rPr>
+            </w:pPr>
+            <w:r>
+              <w:rPr>
+                <w:rFonts w:asciiTheme="minorHAnsi" w:hAnsiTheme="minorHAnsi" w:cstheme="minorHAnsi"/>
+              </w:rPr>
+              <w:t xml:space="preserve">* </w:t>
+            </w:r>
+            <w:r>
+              <w:rPr>
+                <w:rFonts w:asciiTheme="minorHAnsi" w:hAnsiTheme="minorHAnsi" w:cstheme="minorHAnsi"/>
+              </w:rPr>
+              <w:t xml:space="preserve">Kinesis als </w:t>
+            </w:r>
+            <w:r>
+              <w:rPr>
+                <w:rFonts w:asciiTheme="minorHAnsi" w:hAnsiTheme="minorHAnsi" w:cstheme="minorHAnsi"/>
+              </w:rPr>
+              <w:t>zentrale Messaging-Plattform durch Kafka ersetzen</w:t>
+            </w:r>
+          </w:p>
+          <w:p>
+            <w:pPr>
+              <w:pStyle w:val="Standard1"/>
+              <w:rPr>
+                <w:rFonts w:asciiTheme="minorHAnsi" w:hAnsiTheme="minorHAnsi" w:cstheme="minorHAnsi"/>
+              </w:rPr>
+            </w:pPr>
+            <w:r>
+              <w:rPr>
+                <w:rFonts w:asciiTheme="minorHAnsi" w:hAnsiTheme="minorHAnsi" w:cstheme="minorHAnsi"/>
+              </w:rPr>
+              <w:t xml:space="preserve">* </w:t>
+            </w:r>
+            <w:r>
+              <w:rPr>
+                <w:rFonts w:asciiTheme="minorHAnsi" w:hAnsiTheme="minorHAnsi" w:cstheme="minorHAnsi"/>
+              </w:rPr>
+              <w:t xml:space="preserve">Datenmigration einer Legacy-Anwendung zur </w:t>
+            </w:r>
+            <w:r>
+              <w:rPr>
+                <w:rFonts w:asciiTheme="minorHAnsi" w:hAnsiTheme="minorHAnsi" w:cstheme="minorHAnsi"/>
+              </w:rPr>
+              <w:t>nächsten Produkt</w:t>
+            </w:r>
+            <w:r>
+              <w:rPr>
+                <w:rFonts w:asciiTheme="minorHAnsi" w:hAnsiTheme="minorHAnsi" w:cstheme="minorHAnsi"/>
+              </w:rPr>
+              <w:t>generation</w:t>
+            </w:r>
+          </w:p>
+          <w:p>
+            <w:pPr>
+              <w:pStyle w:val="Standard1"/>
+              <w:rPr>
+                <w:rFonts w:asciiTheme="minorHAnsi" w:hAnsiTheme="minorHAnsi" w:cstheme="minorHAnsi"/>
+              </w:rPr>
+            </w:pPr>
+            <w:r>
+              <w:rPr>
+                <w:rFonts w:asciiTheme="minorHAnsi" w:hAnsiTheme="minorHAnsi" w:cstheme="minorHAnsi"/>
+              </w:rPr>
+              <w:t xml:space="preserve">* Weiterentwicklung der IoT </w:t>
+            </w:r>
             <w:proofErr w:type="spellStart"/>
             <w:r>
               <w:rPr>
                 <w:rFonts w:asciiTheme="minorHAnsi" w:hAnsiTheme="minorHAnsi" w:cstheme="minorHAnsi"/>
               </w:rPr>
+              <w:t>Platform</w:t>
+            </w:r>
+            <w:proofErr w:type="spellEnd"/>
+            <w:r>
+              <w:rPr>
+                <w:rFonts w:asciiTheme="minorHAnsi" w:hAnsiTheme="minorHAnsi" w:cstheme="minorHAnsi"/>
+              </w:rPr>
+              <w:t xml:space="preserve"> und Verbesserung der Testautomatisierung</w:t>
+            </w:r>
+          </w:p>
+          <w:p>
+            <w:pPr>
+              <w:pStyle w:val="Standard1"/>
+              <w:rPr>
+                <w:rFonts w:asciiTheme="minorHAnsi" w:hAnsiTheme="minorHAnsi" w:cstheme="minorHAnsi"/>
+              </w:rPr>
+            </w:pPr>
+            <w:r>
+              <w:rPr>
+                <w:rFonts w:asciiTheme="minorHAnsi" w:hAnsiTheme="minorHAnsi" w:cstheme="minorHAnsi"/>
+              </w:rPr>
+              <w:t>* Etablierung einer lebhaften Pairing-Kultur im Team</w:t>
+            </w:r>
+          </w:p>
+        </w:tc>
+      </w:tr>
+      <w:tr>
+        <w:tc>
+          <w:tcPr>
+            <w:tcW w:w="2057" w:type="dxa"/>
+            <w:tcBorders>
+              <w:left w:val="double" w:sz="24" w:space="0" w:color="FFFF00"/>
+            </w:tcBorders>
+          </w:tcPr>
+          <w:p>
+            <w:pPr>
+              <w:pStyle w:val="Standard1"/>
+              <w:rPr>
+                <w:rFonts w:asciiTheme="minorHAnsi" w:hAnsiTheme="minorHAnsi" w:cstheme="minorHAnsi"/>
+                <w:b/>
+                <w:bCs/>
+                <w:lang w:val="en-US"/>
+              </w:rPr>
+            </w:pPr>
+            <w:r>
+              <w:rPr>
+                <w:rFonts w:asciiTheme="minorHAnsi" w:hAnsiTheme="minorHAnsi" w:cstheme="minorHAnsi"/>
+                <w:b/>
+                <w:bCs/>
+              </w:rPr>
+              <w:t xml:space="preserve"> </w:t>
+            </w:r>
+            <w:r>
+              <w:rPr>
+                <w:rFonts w:asciiTheme="minorHAnsi" w:hAnsiTheme="minorHAnsi" w:cstheme="minorHAnsi"/>
+                <w:b/>
+                <w:bCs/>
+                <w:sz w:val="16"/>
+                <w:szCs w:val="16"/>
+                <w:lang w:val="en-US"/>
+              </w:rPr>
+              <w:t>TECH STACK</w:t>
+            </w:r>
+          </w:p>
+        </w:tc>
+        <w:tc>
+          <w:tcPr>
+            <w:tcW w:w="7721" w:type="dxa"/>
+          </w:tcPr>
+          <w:p>
+            <w:pPr>
+              <w:pStyle w:val="Standard1"/>
+              <w:rPr>
+                <w:rFonts w:asciiTheme="minorHAnsi" w:hAnsiTheme="minorHAnsi" w:cstheme="minorHAnsi"/>
+                <w:lang w:val="en-US"/>
+              </w:rPr>
+            </w:pPr>
+          </w:p>
+        </w:tc>
+      </w:tr>
+      <w:tr>
+        <w:tc>
+          <w:tcPr>
+            <w:tcW w:w="2057" w:type="dxa"/>
+            <w:tcBorders>
+              <w:left w:val="double" w:sz="24" w:space="0" w:color="FFFF00"/>
+            </w:tcBorders>
+          </w:tcPr>
+          <w:p>
+            <w:pPr>
+              <w:pStyle w:val="Standard1"/>
+              <w:rPr>
+                <w:rFonts w:asciiTheme="minorHAnsi" w:hAnsiTheme="minorHAnsi" w:cstheme="minorHAnsi"/>
+                <w:lang w:val="en-US"/>
+              </w:rPr>
+            </w:pPr>
+            <w:r>
+              <w:rPr>
+                <w:rFonts w:asciiTheme="minorHAnsi" w:hAnsiTheme="minorHAnsi" w:cstheme="minorHAnsi"/>
+                <w:lang w:val="en-US"/>
+              </w:rPr>
+              <w:t xml:space="preserve">    </w:t>
+            </w:r>
+            <w:r>
+              <w:rPr>
+                <w:rFonts w:asciiTheme="minorHAnsi" w:hAnsiTheme="minorHAnsi" w:cstheme="minorHAnsi"/>
+                <w:sz w:val="16"/>
+                <w:szCs w:val="16"/>
+                <w:lang w:val="en-US"/>
+              </w:rPr>
+              <w:t>// BACKEND</w:t>
+            </w:r>
+          </w:p>
+        </w:tc>
+        <w:tc>
+          <w:tcPr>
+            <w:tcW w:w="7721" w:type="dxa"/>
+          </w:tcPr>
+          <w:p>
+            <w:pPr>
+              <w:pStyle w:val="Standard1"/>
+              <w:rPr>
+                <w:rFonts w:asciiTheme="minorHAnsi" w:hAnsiTheme="minorHAnsi" w:cstheme="minorHAnsi"/>
+                <w:lang w:val="en-US"/>
+              </w:rPr>
+            </w:pPr>
+            <w:r>
+              <w:rPr>
+                <w:rFonts w:asciiTheme="minorHAnsi" w:hAnsiTheme="minorHAnsi" w:cstheme="minorHAnsi"/>
+                <w:lang w:val="en-US"/>
+              </w:rPr>
+              <w:t>Java EE</w:t>
+            </w:r>
+            <w:r>
+              <w:rPr>
+                <w:rFonts w:asciiTheme="minorHAnsi" w:hAnsiTheme="minorHAnsi" w:cstheme="minorHAnsi"/>
+                <w:lang w:val="en-US"/>
+              </w:rPr>
+              <w:t>, Weld</w:t>
+            </w:r>
+            <w:r>
+              <w:rPr>
+                <w:rFonts w:asciiTheme="minorHAnsi" w:hAnsiTheme="minorHAnsi" w:cstheme="minorHAnsi"/>
+                <w:lang w:val="en-US"/>
+              </w:rPr>
+              <w:t>, Spring</w:t>
+            </w:r>
+          </w:p>
+        </w:tc>
+      </w:tr>
+      <w:tr>
+        <w:tc>
+          <w:tcPr>
+            <w:tcW w:w="2057" w:type="dxa"/>
+            <w:tcBorders>
+              <w:left w:val="double" w:sz="24" w:space="0" w:color="FFFF00"/>
+            </w:tcBorders>
+          </w:tcPr>
+          <w:p>
+            <w:pPr>
+              <w:pStyle w:val="Standard1"/>
+              <w:rPr>
+                <w:rFonts w:asciiTheme="minorHAnsi" w:hAnsiTheme="minorHAnsi" w:cstheme="minorHAnsi"/>
+                <w:lang w:val="en-US"/>
+              </w:rPr>
+            </w:pPr>
+            <w:r>
+              <w:rPr>
+                <w:rFonts w:asciiTheme="minorHAnsi" w:hAnsiTheme="minorHAnsi" w:cstheme="minorHAnsi"/>
+                <w:lang w:val="en-US"/>
+              </w:rPr>
+              <w:t xml:space="preserve">    </w:t>
+            </w:r>
+            <w:r>
+              <w:rPr>
+                <w:rFonts w:asciiTheme="minorHAnsi" w:hAnsiTheme="minorHAnsi" w:cstheme="minorHAnsi"/>
+                <w:sz w:val="16"/>
+                <w:szCs w:val="16"/>
+                <w:lang w:val="en-US"/>
+              </w:rPr>
+              <w:t>// FRONTEND</w:t>
+            </w:r>
+          </w:p>
+        </w:tc>
+        <w:tc>
+          <w:tcPr>
+            <w:tcW w:w="7721" w:type="dxa"/>
+          </w:tcPr>
+          <w:p>
+            <w:pPr>
+              <w:pStyle w:val="Standard1"/>
+              <w:rPr>
+                <w:rFonts w:asciiTheme="minorHAnsi" w:hAnsiTheme="minorHAnsi" w:cstheme="minorHAnsi"/>
+                <w:lang w:val="en-US"/>
+              </w:rPr>
+            </w:pPr>
+            <w:r>
+              <w:rPr>
+                <w:rFonts w:asciiTheme="minorHAnsi" w:hAnsiTheme="minorHAnsi" w:cstheme="minorHAnsi"/>
+                <w:lang w:val="en-US"/>
+              </w:rPr>
+              <w:t>-</w:t>
+            </w:r>
+          </w:p>
+        </w:tc>
+      </w:tr>
+      <w:tr>
+        <w:tc>
+          <w:tcPr>
+            <w:tcW w:w="2057" w:type="dxa"/>
+            <w:tcBorders>
+              <w:left w:val="double" w:sz="24" w:space="0" w:color="FFFF00"/>
+            </w:tcBorders>
+          </w:tcPr>
+          <w:p>
+            <w:pPr>
+              <w:pStyle w:val="Standard1"/>
+              <w:rPr>
+                <w:rFonts w:asciiTheme="minorHAnsi" w:hAnsiTheme="minorHAnsi" w:cstheme="minorHAnsi"/>
+                <w:lang w:val="en-US"/>
+              </w:rPr>
+            </w:pPr>
+            <w:r>
+              <w:rPr>
+                <w:rFonts w:asciiTheme="minorHAnsi" w:hAnsiTheme="minorHAnsi" w:cstheme="minorHAnsi"/>
+                <w:lang w:val="en-US"/>
+              </w:rPr>
+              <w:t xml:space="preserve">    </w:t>
+            </w:r>
+            <w:r>
+              <w:rPr>
+                <w:rFonts w:asciiTheme="minorHAnsi" w:hAnsiTheme="minorHAnsi" w:cstheme="minorHAnsi"/>
+                <w:sz w:val="16"/>
+                <w:szCs w:val="16"/>
+                <w:lang w:val="en-US"/>
+              </w:rPr>
+              <w:t>// INFRASTRUCTURE</w:t>
+            </w:r>
+          </w:p>
+        </w:tc>
+        <w:tc>
+          <w:tcPr>
+            <w:tcW w:w="7721" w:type="dxa"/>
+          </w:tcPr>
+          <w:p>
+            <w:pPr>
+              <w:pStyle w:val="Standard1"/>
+              <w:rPr>
+                <w:rFonts w:asciiTheme="minorHAnsi" w:hAnsiTheme="minorHAnsi" w:cstheme="minorHAnsi"/>
+              </w:rPr>
+            </w:pPr>
+            <w:r>
+              <w:rPr>
+                <w:rFonts w:asciiTheme="minorHAnsi" w:hAnsiTheme="minorHAnsi" w:cstheme="minorHAnsi"/>
+              </w:rPr>
+              <w:t xml:space="preserve">Azure, </w:t>
+            </w:r>
+            <w:r>
+              <w:rPr>
+                <w:rFonts w:asciiTheme="minorHAnsi" w:hAnsiTheme="minorHAnsi" w:cstheme="minorHAnsi"/>
+              </w:rPr>
+              <w:t xml:space="preserve">AWS, </w:t>
+            </w:r>
+            <w:r>
+              <w:rPr>
+                <w:rFonts w:asciiTheme="minorHAnsi" w:hAnsiTheme="minorHAnsi" w:cstheme="minorHAnsi"/>
+              </w:rPr>
+              <w:t xml:space="preserve">Docker, </w:t>
+            </w:r>
+            <w:r>
+              <w:rPr>
+                <w:rFonts w:asciiTheme="minorHAnsi" w:hAnsiTheme="minorHAnsi" w:cstheme="minorHAnsi"/>
+              </w:rPr>
+              <w:t>Kinesis, Kafka</w:t>
+            </w:r>
+            <w:r>
+              <w:rPr>
+                <w:rFonts w:asciiTheme="minorHAnsi" w:hAnsiTheme="minorHAnsi" w:cstheme="minorHAnsi"/>
+              </w:rPr>
+              <w:t xml:space="preserve">, Terraform, </w:t>
+            </w:r>
+            <w:proofErr w:type="spellStart"/>
+            <w:r>
+              <w:rPr>
+                <w:rFonts w:asciiTheme="minorHAnsi" w:hAnsiTheme="minorHAnsi" w:cstheme="minorHAnsi"/>
+              </w:rPr>
+              <w:t>Gitlab</w:t>
+            </w:r>
+            <w:proofErr w:type="spellEnd"/>
+          </w:p>
+        </w:tc>
+      </w:tr>
+      <w:tr>
+        <w:tc>
+          <w:tcPr>
+            <w:tcW w:w="2057" w:type="dxa"/>
+            <w:tcBorders>
+              <w:left w:val="double" w:sz="24" w:space="0" w:color="FFFF00"/>
+            </w:tcBorders>
+          </w:tcPr>
+          <w:p>
+            <w:pPr>
+              <w:pStyle w:val="Standard1"/>
+              <w:rPr>
+                <w:rFonts w:asciiTheme="minorHAnsi" w:hAnsiTheme="minorHAnsi" w:cstheme="minorHAnsi"/>
+                <w:lang w:val="en-US"/>
+              </w:rPr>
+            </w:pPr>
+            <w:r>
+              <w:rPr>
+                <w:rFonts w:asciiTheme="minorHAnsi" w:hAnsiTheme="minorHAnsi" w:cstheme="minorHAnsi"/>
+              </w:rPr>
+              <w:t xml:space="preserve">    </w:t>
+            </w:r>
+            <w:r>
+              <w:rPr>
+                <w:rFonts w:asciiTheme="minorHAnsi" w:hAnsiTheme="minorHAnsi" w:cstheme="minorHAnsi"/>
+                <w:sz w:val="16"/>
+                <w:szCs w:val="16"/>
+                <w:lang w:val="en-US"/>
+              </w:rPr>
+              <w:t>// COLLABORATION</w:t>
+            </w:r>
+          </w:p>
+        </w:tc>
+        <w:tc>
+          <w:tcPr>
+            <w:tcW w:w="7721" w:type="dxa"/>
+          </w:tcPr>
+          <w:p>
+            <w:pPr>
+              <w:pStyle w:val="Standard1"/>
+              <w:rPr>
+                <w:rFonts w:asciiTheme="minorHAnsi" w:hAnsiTheme="minorHAnsi" w:cstheme="minorHAnsi"/>
+                <w:lang w:val="en-US"/>
+              </w:rPr>
+            </w:pPr>
+            <w:r>
+              <w:rPr>
+                <w:rFonts w:asciiTheme="minorHAnsi" w:hAnsiTheme="minorHAnsi" w:cstheme="minorHAnsi"/>
+                <w:lang w:val="en-US"/>
+              </w:rPr>
+              <w:t>Scrum, Jira, Confluence</w:t>
+            </w:r>
+            <w:r>
+              <w:rPr>
+                <w:rFonts w:asciiTheme="minorHAnsi" w:hAnsiTheme="minorHAnsi" w:cstheme="minorHAnsi"/>
+                <w:lang w:val="en-US"/>
+              </w:rPr>
+              <w:t xml:space="preserve">, </w:t>
+            </w:r>
+            <w:proofErr w:type="spellStart"/>
+            <w:r>
+              <w:rPr>
+                <w:rFonts w:asciiTheme="minorHAnsi" w:hAnsiTheme="minorHAnsi" w:cstheme="minorHAnsi"/>
+                <w:lang w:val="en-US"/>
+              </w:rPr>
+              <w:t>Gathertown</w:t>
+            </w:r>
+            <w:proofErr w:type="spellEnd"/>
+          </w:p>
+        </w:tc>
+      </w:tr>
+    </w:tbl>
+    <w:p>
+      <w:pPr>
+        <w:pStyle w:val="Standard1"/>
+      </w:pPr>
+    </w:p>
+    <w:tbl>
+      <w:tblPr>
+        <w:tblStyle w:val="TableGrid"/>
+        <w:tblW w:w="0" w:type="auto"/>
+        <w:tblInd w:w="336" w:type="dxa"/>
+        <w:tblBorders>
+          <w:top w:val="none" w:sz="0" w:space="0" w:color="auto"/>
+          <w:left w:val="none" w:sz="0" w:space="0" w:color="auto"/>
+          <w:bottom w:val="none" w:sz="0" w:space="0" w:color="auto"/>
+          <w:right w:val="none" w:sz="0" w:space="0" w:color="auto"/>
+          <w:insideH w:val="none" w:sz="0" w:space="0" w:color="auto"/>
+          <w:insideV w:val="none" w:sz="0" w:space="0" w:color="auto"/>
+        </w:tblBorders>
+        <w:tblLook w:val="04A0" w:firstRow="1" w:lastRow="0" w:firstColumn="1" w:lastColumn="0" w:noHBand="0" w:noVBand="1"/>
+      </w:tblPr>
+      <w:tblGrid>
+        <w:gridCol w:w="2057"/>
+        <w:gridCol w:w="7721"/>
+      </w:tblGrid>
+      <w:tr>
+        <w:tc>
+          <w:tcPr>
+            <w:tcW w:w="9778" w:type="dxa"/>
+            <w:gridSpan w:val="2"/>
+            <w:tcBorders>
+              <w:left w:val="double" w:sz="24" w:space="0" w:color="FFFF00"/>
+            </w:tcBorders>
+          </w:tcPr>
+          <w:p>
+            <w:pPr>
+              <w:pStyle w:val="Standard1"/>
+              <w:rPr>
+                <w:rFonts w:asciiTheme="minorHAnsi" w:hAnsiTheme="minorHAnsi" w:cstheme="minorHAnsi"/>
+              </w:rPr>
+            </w:pPr>
+            <w:r>
+              <w:rPr>
+                <w:rFonts w:asciiTheme="minorHAnsi" w:hAnsiTheme="minorHAnsi" w:cstheme="minorHAnsi"/>
+                <w:sz w:val="16"/>
+                <w:szCs w:val="16"/>
+              </w:rPr>
+              <w:t>07/2022 - 12/2022 //</w:t>
+            </w:r>
+            <w:r>
+              <w:rPr>
+                <w:rFonts w:asciiTheme="minorHAnsi" w:hAnsiTheme="minorHAnsi" w:cstheme="minorHAnsi"/>
+              </w:rPr>
+              <w:t xml:space="preserve"> </w:t>
+            </w:r>
+            <w:r>
+              <w:rPr>
+                <w:rFonts w:asciiTheme="minorHAnsi" w:hAnsiTheme="minorHAnsi" w:cstheme="minorHAnsi"/>
+                <w:b/>
+                <w:bCs/>
+              </w:rPr>
+              <w:t>Identity Management</w:t>
+            </w:r>
+          </w:p>
+        </w:tc>
+      </w:tr>
+      <w:tr>
+        <w:tc>
+          <w:tcPr>
+            <w:tcW w:w="2057" w:type="dxa"/>
+            <w:tcBorders>
+              <w:left w:val="double" w:sz="24" w:space="0" w:color="FFFF00"/>
+            </w:tcBorders>
+          </w:tcPr>
+          <w:p>
+            <w:pPr>
+              <w:pStyle w:val="Standard1"/>
+              <w:rPr>
+                <w:rFonts w:asciiTheme="minorHAnsi" w:hAnsiTheme="minorHAnsi" w:cstheme="minorHAnsi"/>
+                <w:b/>
+                <w:bCs/>
+                <w:sz w:val="16"/>
+                <w:szCs w:val="16"/>
+                <w:lang w:val="en-US"/>
+              </w:rPr>
+            </w:pPr>
+            <w:r>
+              <w:rPr>
+                <w:rFonts w:asciiTheme="minorHAnsi" w:hAnsiTheme="minorHAnsi" w:cstheme="minorHAnsi"/>
+                <w:b/>
+                <w:bCs/>
+                <w:sz w:val="16"/>
+                <w:szCs w:val="16"/>
+              </w:rPr>
+              <w:t xml:space="preserve"> </w:t>
+            </w:r>
+            <w:r>
+              <w:rPr>
+                <w:rFonts w:asciiTheme="minorHAnsi" w:hAnsiTheme="minorHAnsi" w:cstheme="minorHAnsi"/>
+                <w:b/>
+                <w:bCs/>
+                <w:sz w:val="16"/>
+                <w:szCs w:val="16"/>
+                <w:lang w:val="en-US"/>
+              </w:rPr>
+              <w:t>BRANCHE</w:t>
+            </w:r>
+          </w:p>
+        </w:tc>
+        <w:tc>
+          <w:tcPr>
+            <w:tcW w:w="7721" w:type="dxa"/>
+          </w:tcPr>
+          <w:p>
+            <w:pPr>
+              <w:pStyle w:val="Standard1"/>
+              <w:rPr>
+                <w:rFonts w:asciiTheme="minorHAnsi" w:hAnsiTheme="minorHAnsi" w:cstheme="minorHAnsi"/>
+                <w:lang w:val="en-US"/>
+              </w:rPr>
+            </w:pPr>
+            <w:proofErr w:type="spellStart"/>
+            <w:r>
+              <w:rPr>
+                <w:rFonts w:asciiTheme="minorHAnsi" w:hAnsiTheme="minorHAnsi" w:cstheme="minorHAnsi"/>
+                <w:lang w:val="en-US"/>
+              </w:rPr>
+              <w:t>Heiz</w:t>
+            </w:r>
+            <w:proofErr w:type="spellEnd"/>
+            <w:r>
+              <w:rPr>
+                <w:rFonts w:asciiTheme="minorHAnsi" w:hAnsiTheme="minorHAnsi" w:cstheme="minorHAnsi"/>
+                <w:lang w:val="en-US"/>
+              </w:rPr>
+              <w:t xml:space="preserve">- und </w:t>
+            </w:r>
+            <w:proofErr w:type="spellStart"/>
+            <w:r>
+              <w:rPr>
+                <w:rFonts w:asciiTheme="minorHAnsi" w:hAnsiTheme="minorHAnsi" w:cstheme="minorHAnsi"/>
+                <w:lang w:val="en-US"/>
+              </w:rPr>
+              <w:t>Klimatechnik</w:t>
+            </w:r>
+            <w:proofErr w:type="spellEnd"/>
+          </w:p>
+        </w:tc>
+      </w:tr>
+      <w:tr>
+        <w:tc>
+          <w:tcPr>
+            <w:tcW w:w="2057" w:type="dxa"/>
+            <w:tcBorders>
+              <w:left w:val="double" w:sz="24" w:space="0" w:color="FFFF00"/>
+            </w:tcBorders>
+          </w:tcPr>
+          <w:p>
+            <w:pPr>
+              <w:pStyle w:val="Standard1"/>
+              <w:rPr>
+                <w:rFonts w:asciiTheme="minorHAnsi" w:hAnsiTheme="minorHAnsi" w:cstheme="minorHAnsi"/>
+                <w:b/>
+                <w:bCs/>
+                <w:lang w:val="en-US"/>
+              </w:rPr>
+            </w:pPr>
+            <w:r>
+              <w:rPr>
+                <w:rFonts w:asciiTheme="minorHAnsi" w:hAnsiTheme="minorHAnsi" w:cstheme="minorHAnsi"/>
+                <w:b/>
+                <w:bCs/>
+                <w:lang w:val="en-US"/>
+              </w:rPr>
+              <w:t xml:space="preserve"> </w:t>
+            </w:r>
+            <w:r>
+              <w:rPr>
+                <w:rFonts w:asciiTheme="minorHAnsi" w:hAnsiTheme="minorHAnsi" w:cstheme="minorHAnsi"/>
+                <w:b/>
+                <w:bCs/>
+                <w:sz w:val="16"/>
+                <w:szCs w:val="16"/>
+                <w:lang w:val="en-US"/>
+              </w:rPr>
+              <w:t>HERAUSFORDERUNG</w:t>
+            </w:r>
+          </w:p>
+        </w:tc>
+        <w:tc>
+          <w:tcPr>
+            <w:tcW w:w="7721" w:type="dxa"/>
+          </w:tcPr>
+          <w:p>
+            <w:pPr>
+              <w:pStyle w:val="Standard1"/>
+              <w:rPr>
+                <w:rFonts w:asciiTheme="minorHAnsi" w:hAnsiTheme="minorHAnsi" w:cstheme="minorHAnsi"/>
+              </w:rPr>
+            </w:pPr>
+            <w:r>
+              <w:rPr>
+                <w:rFonts w:asciiTheme="minorHAnsi" w:hAnsiTheme="minorHAnsi" w:cstheme="minorHAnsi"/>
+              </w:rPr>
+              <w:t>“</w:t>
+            </w:r>
+            <w:r>
+              <w:rPr>
+                <w:rFonts w:asciiTheme="minorHAnsi" w:hAnsiTheme="minorHAnsi" w:cstheme="minorHAnsi"/>
+                <w:i/>
+                <w:iCs/>
+              </w:rPr>
+              <w:t>Migration</w:t>
+            </w:r>
+            <w:r>
+              <w:rPr>
+                <w:rFonts w:asciiTheme="minorHAnsi" w:hAnsiTheme="minorHAnsi" w:cstheme="minorHAnsi"/>
+                <w:i/>
+                <w:iCs/>
+              </w:rPr>
+              <w:t xml:space="preserve"> einer Vielzahl von Identity Provider</w:t>
+            </w:r>
+            <w:r>
+              <w:rPr>
+                <w:rFonts w:asciiTheme="minorHAnsi" w:hAnsiTheme="minorHAnsi" w:cstheme="minorHAnsi"/>
+                <w:i/>
+                <w:iCs/>
+              </w:rPr>
+              <w:t>n</w:t>
+            </w:r>
+            <w:r>
+              <w:rPr>
+                <w:rFonts w:asciiTheme="minorHAnsi" w:hAnsiTheme="minorHAnsi" w:cstheme="minorHAnsi"/>
+                <w:i/>
+                <w:iCs/>
+              </w:rPr>
+              <w:t xml:space="preserve"> zu eine</w:t>
+            </w:r>
+            <w:r>
+              <w:rPr>
+                <w:rFonts w:asciiTheme="minorHAnsi" w:hAnsiTheme="minorHAnsi" w:cstheme="minorHAnsi"/>
+                <w:i/>
+                <w:iCs/>
+              </w:rPr>
+              <w:t>m zentralen,</w:t>
+            </w:r>
+            <w:r>
+              <w:rPr>
+                <w:rFonts w:asciiTheme="minorHAnsi" w:hAnsiTheme="minorHAnsi" w:cstheme="minorHAnsi"/>
+                <w:i/>
+                <w:iCs/>
+              </w:rPr>
+              <w:t xml:space="preserve"> </w:t>
+            </w:r>
+            <w:proofErr w:type="spellStart"/>
+            <w:r>
+              <w:rPr>
+                <w:rFonts w:asciiTheme="minorHAnsi" w:hAnsiTheme="minorHAnsi" w:cstheme="minorHAnsi"/>
+                <w:i/>
+                <w:iCs/>
+              </w:rPr>
+              <w:t>unternehmsweiten</w:t>
+            </w:r>
+            <w:proofErr w:type="spellEnd"/>
+            <w:r>
+              <w:rPr>
+                <w:rFonts w:asciiTheme="minorHAnsi" w:hAnsiTheme="minorHAnsi" w:cstheme="minorHAnsi"/>
+                <w:i/>
+                <w:iCs/>
+              </w:rPr>
+              <w:t xml:space="preserve"> Identity Provider, der SSO über sämtliche Produkte des Unternehmens zulässt.</w:t>
+            </w:r>
+            <w:r>
+              <w:rPr>
+                <w:rFonts w:asciiTheme="minorHAnsi" w:hAnsiTheme="minorHAnsi" w:cstheme="minorHAnsi"/>
+              </w:rPr>
+              <w:t>”</w:t>
+            </w:r>
+          </w:p>
+        </w:tc>
+      </w:tr>
+      <w:tr>
+        <w:tc>
+          <w:tcPr>
+            <w:tcW w:w="2057" w:type="dxa"/>
+            <w:tcBorders>
+              <w:left w:val="double" w:sz="24" w:space="0" w:color="FFFF00"/>
+            </w:tcBorders>
+          </w:tcPr>
+          <w:p>
+            <w:pPr>
+              <w:pStyle w:val="Standard1"/>
+              <w:rPr>
+                <w:rFonts w:asciiTheme="minorHAnsi" w:hAnsiTheme="minorHAnsi" w:cstheme="minorHAnsi"/>
+                <w:b/>
+                <w:bCs/>
+                <w:lang w:val="en-US"/>
+              </w:rPr>
+            </w:pPr>
+            <w:r>
+              <w:rPr>
+                <w:rFonts w:asciiTheme="minorHAnsi" w:hAnsiTheme="minorHAnsi" w:cstheme="minorHAnsi"/>
+                <w:b/>
+                <w:bCs/>
+              </w:rPr>
+              <w:t xml:space="preserve"> </w:t>
+            </w:r>
+            <w:r>
+              <w:rPr>
+                <w:rFonts w:asciiTheme="minorHAnsi" w:hAnsiTheme="minorHAnsi" w:cstheme="minorHAnsi"/>
+                <w:b/>
+                <w:bCs/>
+                <w:sz w:val="16"/>
+                <w:szCs w:val="16"/>
+                <w:lang w:val="en-US"/>
+              </w:rPr>
+              <w:t>ROLLE</w:t>
+            </w:r>
+          </w:p>
+        </w:tc>
+        <w:tc>
+          <w:tcPr>
+            <w:tcW w:w="7721" w:type="dxa"/>
+          </w:tcPr>
+          <w:p>
+            <w:pPr>
+              <w:pStyle w:val="Standard1"/>
+              <w:rPr>
+                <w:rFonts w:asciiTheme="minorHAnsi" w:hAnsiTheme="minorHAnsi" w:cstheme="minorHAnsi"/>
+                <w:lang w:val="en-US"/>
+              </w:rPr>
+            </w:pPr>
+            <w:proofErr w:type="spellStart"/>
+            <w:r>
+              <w:rPr>
+                <w:rFonts w:asciiTheme="minorHAnsi" w:hAnsiTheme="minorHAnsi" w:cstheme="minorHAnsi"/>
+                <w:lang w:val="en-US"/>
+              </w:rPr>
+              <w:t>Fullstack</w:t>
+            </w:r>
+            <w:proofErr w:type="spellEnd"/>
+            <w:r>
+              <w:rPr>
+                <w:rFonts w:asciiTheme="minorHAnsi" w:hAnsiTheme="minorHAnsi" w:cstheme="minorHAnsi"/>
+                <w:lang w:val="en-US"/>
+              </w:rPr>
+              <w:t xml:space="preserve"> Software Developer</w:t>
+            </w:r>
+          </w:p>
+        </w:tc>
+      </w:tr>
+      <w:tr>
+        <w:tc>
+          <w:tcPr>
+            <w:tcW w:w="2057" w:type="dxa"/>
+            <w:tcBorders>
+              <w:left w:val="double" w:sz="24" w:space="0" w:color="FFFF00"/>
+            </w:tcBorders>
+          </w:tcPr>
+          <w:p>
+            <w:pPr>
+              <w:pStyle w:val="Standard1"/>
+              <w:rPr>
+                <w:rFonts w:asciiTheme="minorHAnsi" w:hAnsiTheme="minorHAnsi" w:cstheme="minorHAnsi"/>
+                <w:b/>
+                <w:bCs/>
+                <w:lang w:val="en-US"/>
+              </w:rPr>
+            </w:pPr>
+            <w:r>
+              <w:rPr>
+                <w:rFonts w:asciiTheme="minorHAnsi" w:hAnsiTheme="minorHAnsi" w:cstheme="minorHAnsi"/>
+                <w:b/>
+                <w:bCs/>
+                <w:lang w:val="en-US"/>
+              </w:rPr>
+              <w:t xml:space="preserve"> </w:t>
+            </w:r>
+            <w:r>
+              <w:rPr>
+                <w:rFonts w:asciiTheme="minorHAnsi" w:hAnsiTheme="minorHAnsi" w:cstheme="minorHAnsi"/>
+                <w:b/>
+                <w:bCs/>
+                <w:sz w:val="16"/>
+                <w:szCs w:val="16"/>
+                <w:lang w:val="en-US"/>
+              </w:rPr>
+              <w:t>KERNAUFGABEN</w:t>
+            </w:r>
+          </w:p>
+        </w:tc>
+        <w:tc>
+          <w:tcPr>
+            <w:tcW w:w="7721" w:type="dxa"/>
+          </w:tcPr>
+          <w:p>
+            <w:pPr>
+              <w:pStyle w:val="Standard1"/>
+              <w:rPr>
+                <w:rFonts w:asciiTheme="minorHAnsi" w:hAnsiTheme="minorHAnsi" w:cstheme="minorHAnsi"/>
+              </w:rPr>
+            </w:pPr>
+            <w:r>
+              <w:rPr>
+                <w:rFonts w:asciiTheme="minorHAnsi" w:hAnsiTheme="minorHAnsi" w:cstheme="minorHAnsi"/>
+              </w:rPr>
+              <w:t xml:space="preserve">* </w:t>
+            </w:r>
+            <w:proofErr w:type="spellStart"/>
+            <w:r>
+              <w:rPr>
+                <w:rFonts w:asciiTheme="minorHAnsi" w:hAnsiTheme="minorHAnsi" w:cstheme="minorHAnsi"/>
+              </w:rPr>
               <w:t>Customiziation</w:t>
             </w:r>
             <w:proofErr w:type="spellEnd"/>
@@ -5321,19 +6723,7 @@
               <w:rPr>
                 <w:rFonts w:asciiTheme="minorHAnsi" w:hAnsiTheme="minorHAnsi" w:cstheme="minorHAnsi"/>
               </w:rPr>
-              <w:t xml:space="preserve"> Servers </w:t>
-            </w:r>
-            <w:r>
-              <w:rPr>
-                <w:rFonts w:asciiTheme="minorHAnsi" w:hAnsiTheme="minorHAnsi" w:cstheme="minorHAnsi"/>
-              </w:rPr>
-              <w:t>schaffe</w:t>
-            </w:r>
-            <w:r>
-              <w:rPr>
-                <w:rFonts w:asciiTheme="minorHAnsi" w:hAnsiTheme="minorHAnsi" w:cstheme="minorHAnsi"/>
-              </w:rPr>
-              <w:t>n</w:t>
+              <w:t xml:space="preserve"> Servers schaffen</w:t>
             </w:r>
           </w:p>
           <w:p>
@@ -5714,7 +7104,7 @@
     </w:p>
     <w:tbl>
       <w:tblPr>
-        <w:tblStyle w:val="Tabellenraster"/>
+        <w:tblStyle w:val="TableGrid"/>
         <w:tblW w:w="0" w:type="auto"/>
         <w:tblInd w:w="336" w:type="dxa"/>
         <w:tblBorders>
@@ -5870,13 +7260,22 @@
                 <w:lang w:val="en-US"/>
               </w:rPr>
             </w:pPr>
-            <w:r>
-              <w:rPr>
-                <w:rFonts w:asciiTheme="minorHAnsi" w:hAnsiTheme="minorHAnsi" w:cstheme="minorHAnsi"/>
-                <w:lang w:val="en-US"/>
-              </w:rPr>
-              <w:t>E-Commerce</w:t>
-            </w:r>
+            <w:proofErr w:type="spellStart"/>
+            <w:r>
+              <w:rPr>
+                <w:rFonts w:asciiTheme="minorHAnsi" w:hAnsiTheme="minorHAnsi" w:cstheme="minorHAnsi"/>
+                <w:lang w:val="en-US"/>
+              </w:rPr>
+              <w:t>E</w:t>
+            </w:r>
+            <w:r>
+              <w:rPr>
+                <w:rFonts w:asciiTheme="minorHAnsi" w:hAnsiTheme="minorHAnsi" w:cstheme="minorHAnsi"/>
+                <w:lang w:val="en-US"/>
+              </w:rPr>
+              <w:t>lektromobiltät</w:t>
+            </w:r>
+            <w:proofErr w:type="spellEnd"/>
           </w:p>
         </w:tc>
       </w:tr>
@@ -6205,6 +7604,7 @@
               <w:rPr>
                 <w:rFonts w:asciiTheme="minorHAnsi" w:hAnsiTheme="minorHAnsi" w:cstheme="minorHAnsi"/>
               </w:rPr>
+              <w:lastRenderedPageBreak/>
               <w:t>* Tracking der Customer Journey mit On-Page-Tracking und Umfragen zur Kundenzufriedenheit</w:t>
             </w:r>
           </w:p>
@@ -6262,6 +7662,7 @@
                 <w:b/>
                 <w:bCs/>
               </w:rPr>
+              <w:lastRenderedPageBreak/>
               <w:t xml:space="preserve"> </w:t>
             </w:r>
             <w:r>
@@ -6335,15 +7736,47 @@
               <w:pStyle w:val="Standard1"/>
               <w:rPr>
                 <w:rFonts w:asciiTheme="minorHAnsi" w:hAnsiTheme="minorHAnsi" w:cstheme="minorHAnsi"/>
-                <w:lang/>
-              </w:rPr>
-            </w:pPr>
-            <w:r>
-              <w:rPr>
-                <w:rFonts w:asciiTheme="minorHAnsi" w:hAnsiTheme="minorHAnsi" w:cstheme="minorHAnsi"/>
-                <w:lang/>
-              </w:rPr>
-              <w:t>Typescript, NestJs, Jest, OCPP, Websocket, REST</w:t>
+                <w:lang w:val="en-US"/>
+              </w:rPr>
+            </w:pPr>
+            <w:r>
+              <w:rPr>
+                <w:rFonts w:asciiTheme="minorHAnsi" w:hAnsiTheme="minorHAnsi" w:cstheme="minorHAnsi"/>
+                <w:lang w:val="en-US"/>
+              </w:rPr>
+              <w:t xml:space="preserve">Typescript, </w:t>
+            </w:r>
+            <w:proofErr w:type="spellStart"/>
+            <w:r>
+              <w:rPr>
+                <w:rFonts w:asciiTheme="minorHAnsi" w:hAnsiTheme="minorHAnsi" w:cstheme="minorHAnsi"/>
+                <w:lang w:val="en-US"/>
+              </w:rPr>
+              <w:t>NestJs</w:t>
+            </w:r>
+            <w:proofErr w:type="spellEnd"/>
+            <w:r>
+              <w:rPr>
+                <w:rFonts w:asciiTheme="minorHAnsi" w:hAnsiTheme="minorHAnsi" w:cstheme="minorHAnsi"/>
+                <w:lang w:val="en-US"/>
+              </w:rPr>
+              <w:t xml:space="preserve">, Jest, OCPP, </w:t>
+            </w:r>
+            <w:proofErr w:type="spellStart"/>
+            <w:r>
+              <w:rPr>
+                <w:rFonts w:asciiTheme="minorHAnsi" w:hAnsiTheme="minorHAnsi" w:cstheme="minorHAnsi"/>
+                <w:lang w:val="en-US"/>
+              </w:rPr>
+              <w:t>Websocket</w:t>
+            </w:r>
+            <w:proofErr w:type="spellEnd"/>
+            <w:r>
+              <w:rPr>
+                <w:rFonts w:asciiTheme="minorHAnsi" w:hAnsiTheme="minorHAnsi" w:cstheme="minorHAnsi"/>
+                <w:lang w:val="en-US"/>
+              </w:rPr>
+              <w:t>, REST</w:t>
             </w:r>
           </w:p>
         </w:tc>
@@ -6642,7 +8075,7 @@
     </w:p>
     <w:tbl>
       <w:tblPr>
-        <w:tblStyle w:val="Tabellenraster"/>
+        <w:tblStyle w:val="TableGrid"/>
         <w:tblW w:w="0" w:type="auto"/>
         <w:tblInd w:w="336" w:type="dxa"/>
         <w:tblBorders>
@@ -7102,7 +8535,6 @@
               <w:rPr>
                 <w:rFonts w:asciiTheme="minorHAnsi" w:hAnsiTheme="minorHAnsi" w:cstheme="minorHAnsi"/>
               </w:rPr>
-              <w:lastRenderedPageBreak/>
               <w:t>* Integration in die Salesforce-Prozesse des Mutterunternehmens</w:t>
             </w:r>
           </w:p>
@@ -7166,7 +8598,6 @@
                 <w:b/>
                 <w:bCs/>
               </w:rPr>
-              <w:lastRenderedPageBreak/>
               <w:t xml:space="preserve"> </w:t>
             </w:r>
             <w:r>
@@ -7240,15 +8671,31 @@
               <w:pStyle w:val="Standard1"/>
               <w:rPr>
                 <w:rFonts w:asciiTheme="minorHAnsi" w:hAnsiTheme="minorHAnsi" w:cstheme="minorHAnsi"/>
-                <w:lang/>
-              </w:rPr>
-            </w:pPr>
-            <w:r>
-              <w:rPr>
-                <w:rFonts w:asciiTheme="minorHAnsi" w:hAnsiTheme="minorHAnsi" w:cstheme="minorHAnsi"/>
-                <w:lang/>
-              </w:rPr>
-              <w:t>Java 11, Spring Boot, Typescript, NestJs, Jest, REST</w:t>
+                <w:lang w:val="en-US"/>
+              </w:rPr>
+            </w:pPr>
+            <w:r>
+              <w:rPr>
+                <w:rFonts w:asciiTheme="minorHAnsi" w:hAnsiTheme="minorHAnsi" w:cstheme="minorHAnsi"/>
+                <w:lang w:val="en-US"/>
+              </w:rPr>
+              <w:t xml:space="preserve">Java 11, Spring Boot, Typescript, </w:t>
+            </w:r>
+            <w:proofErr w:type="spellStart"/>
+            <w:r>
+              <w:rPr>
+                <w:rFonts w:asciiTheme="minorHAnsi" w:hAnsiTheme="minorHAnsi" w:cstheme="minorHAnsi"/>
+                <w:lang w:val="en-US"/>
+              </w:rPr>
+              <w:t>NestJs</w:t>
+            </w:r>
+            <w:proofErr w:type="spellEnd"/>
+            <w:r>
+              <w:rPr>
+                <w:rFonts w:asciiTheme="minorHAnsi" w:hAnsiTheme="minorHAnsi" w:cstheme="minorHAnsi"/>
+                <w:lang w:val="en-US"/>
+              </w:rPr>
+              <w:t>, Jest, REST</w:t>
             </w:r>
           </w:p>
         </w:tc>
@@ -7474,7 +8921,7 @@
     </w:p>
     <w:tbl>
       <w:tblPr>
-        <w:tblStyle w:val="Tabellenraster"/>
+        <w:tblStyle w:val="TableGrid"/>
         <w:tblW w:w="0" w:type="auto"/>
         <w:tblInd w:w="336" w:type="dxa"/>
         <w:tblBorders>
@@ -8050,6 +9497,7 @@
                 <w:b/>
                 <w:bCs/>
               </w:rPr>
+              <w:lastRenderedPageBreak/>
               <w:t xml:space="preserve"> </w:t>
             </w:r>
             <w:r>
@@ -8123,13 +9571,13 @@
               <w:pStyle w:val="Standard1"/>
               <w:rPr>
                 <w:rFonts w:asciiTheme="minorHAnsi" w:hAnsiTheme="minorHAnsi" w:cstheme="minorHAnsi"/>
-                <w:lang/>
-              </w:rPr>
-            </w:pPr>
-            <w:r>
-              <w:rPr>
-                <w:rFonts w:asciiTheme="minorHAnsi" w:hAnsiTheme="minorHAnsi" w:cstheme="minorHAnsi"/>
-                <w:lang/>
+                <w:lang w:val="en-US"/>
+              </w:rPr>
+            </w:pPr>
+            <w:r>
+              <w:rPr>
+                <w:rFonts w:asciiTheme="minorHAnsi" w:hAnsiTheme="minorHAnsi" w:cstheme="minorHAnsi"/>
+                <w:lang w:val="en-US"/>
               </w:rPr>
               <w:t>Java 11, Spring Boot 2, Axon, Oracle, Postgres, Hibernate, JPA</w:t>
             </w:r>
@@ -8341,7 +9789,7 @@
     </w:p>
     <w:tbl>
       <w:tblPr>
-        <w:tblStyle w:val="Tabellenraster"/>
+        <w:tblStyle w:val="TableGrid"/>
         <w:tblW w:w="0" w:type="auto"/>
         <w:tblInd w:w="336" w:type="dxa"/>
         <w:tblBorders>
@@ -8850,7 +10298,6 @@
                 <w:rFonts w:asciiTheme="minorHAnsi" w:hAnsiTheme="minorHAnsi" w:cstheme="minorHAnsi"/>
                 <w:lang w:val="en-US"/>
               </w:rPr>
-              <w:lastRenderedPageBreak/>
               <w:t xml:space="preserve">    </w:t>
             </w:r>
             <w:r>
@@ -8873,15 +10320,31 @@
               <w:pStyle w:val="Standard1"/>
               <w:rPr>
                 <w:rFonts w:asciiTheme="minorHAnsi" w:hAnsiTheme="minorHAnsi" w:cstheme="minorHAnsi"/>
-                <w:lang/>
-              </w:rPr>
-            </w:pPr>
-            <w:r>
-              <w:rPr>
-                <w:rFonts w:asciiTheme="minorHAnsi" w:hAnsiTheme="minorHAnsi" w:cstheme="minorHAnsi"/>
-                <w:lang/>
-              </w:rPr>
-              <w:t>Java 8, Spring Boot 2, Oracle, Postgres, Cucumber, Querydsl, Hibernate, JPA</w:t>
+                <w:lang w:val="en-US"/>
+              </w:rPr>
+            </w:pPr>
+            <w:r>
+              <w:rPr>
+                <w:rFonts w:asciiTheme="minorHAnsi" w:hAnsiTheme="minorHAnsi" w:cstheme="minorHAnsi"/>
+                <w:lang w:val="en-US"/>
+              </w:rPr>
+              <w:t xml:space="preserve">Java 8, Spring Boot 2, Oracle, Postgres, Cucumber, </w:t>
+            </w:r>
+            <w:proofErr w:type="spellStart"/>
+            <w:r>
+              <w:rPr>
+                <w:rFonts w:asciiTheme="minorHAnsi" w:hAnsiTheme="minorHAnsi" w:cstheme="minorHAnsi"/>
+                <w:lang w:val="en-US"/>
+              </w:rPr>
+              <w:t>Querydsl</w:t>
+            </w:r>
+            <w:proofErr w:type="spellEnd"/>
+            <w:r>
+              <w:rPr>
+                <w:rFonts w:asciiTheme="minorHAnsi" w:hAnsiTheme="minorHAnsi" w:cstheme="minorHAnsi"/>
+                <w:lang w:val="en-US"/>
+              </w:rPr>
+              <w:t>, Hibernate, JPA</w:t>
             </w:r>
           </w:p>
         </w:tc>
@@ -9105,7 +10568,7 @@
     </w:p>
     <w:tbl>
       <w:tblPr>
-        <w:tblStyle w:val="Tabellenraster"/>
+        <w:tblStyle w:val="TableGrid"/>
         <w:tblW w:w="0" w:type="auto"/>
         <w:tblInd w:w="336" w:type="dxa"/>
         <w:tblBorders>
@@ -9688,15 +11151,31 @@
               <w:pStyle w:val="Standard1"/>
               <w:rPr>
                 <w:rFonts w:asciiTheme="minorHAnsi" w:hAnsiTheme="minorHAnsi" w:cstheme="minorHAnsi"/>
-                <w:lang/>
-              </w:rPr>
-            </w:pPr>
-            <w:r>
-              <w:rPr>
-                <w:rFonts w:asciiTheme="minorHAnsi" w:hAnsiTheme="minorHAnsi" w:cstheme="minorHAnsi"/>
-                <w:lang/>
-              </w:rPr>
-              <w:t>Java 8, Spring Boot 2, Keycloak, Postgres, RabbitMQ</w:t>
+                <w:lang w:val="en-US"/>
+              </w:rPr>
+            </w:pPr>
+            <w:r>
+              <w:rPr>
+                <w:rFonts w:asciiTheme="minorHAnsi" w:hAnsiTheme="minorHAnsi" w:cstheme="minorHAnsi"/>
+                <w:lang w:val="en-US"/>
+              </w:rPr>
+              <w:t xml:space="preserve">Java 8, Spring Boot 2, </w:t>
+            </w:r>
+            <w:proofErr w:type="spellStart"/>
+            <w:r>
+              <w:rPr>
+                <w:rFonts w:asciiTheme="minorHAnsi" w:hAnsiTheme="minorHAnsi" w:cstheme="minorHAnsi"/>
+                <w:lang w:val="en-US"/>
+              </w:rPr>
+              <w:t>Keycloak</w:t>
+            </w:r>
+            <w:proofErr w:type="spellEnd"/>
+            <w:r>
+              <w:rPr>
+                <w:rFonts w:asciiTheme="minorHAnsi" w:hAnsiTheme="minorHAnsi" w:cstheme="minorHAnsi"/>
+                <w:lang w:val="en-US"/>
+              </w:rPr>
+              <w:t>, Postgres, RabbitMQ</w:t>
             </w:r>
           </w:p>
         </w:tc>
@@ -9897,7 +11376,7 @@
     </w:p>
     <w:tbl>
       <w:tblPr>
-        <w:tblStyle w:val="Tabellenraster"/>
+        <w:tblStyle w:val="TableGrid"/>
         <w:tblW w:w="0" w:type="auto"/>
         <w:tblInd w:w="336" w:type="dxa"/>
         <w:tblBorders>
@@ -10507,13 +11986,13 @@
               <w:pStyle w:val="Standard1"/>
               <w:rPr>
                 <w:rFonts w:asciiTheme="minorHAnsi" w:hAnsiTheme="minorHAnsi" w:cstheme="minorHAnsi"/>
-                <w:lang/>
-              </w:rPr>
-            </w:pPr>
-            <w:r>
-              <w:rPr>
-                <w:rFonts w:asciiTheme="minorHAnsi" w:hAnsiTheme="minorHAnsi" w:cstheme="minorHAnsi"/>
-                <w:lang/>
+                <w:lang w:val="en-US"/>
+              </w:rPr>
+            </w:pPr>
+            <w:r>
+              <w:rPr>
+                <w:rFonts w:asciiTheme="minorHAnsi" w:hAnsiTheme="minorHAnsi" w:cstheme="minorHAnsi"/>
+                <w:lang w:val="en-US"/>
               </w:rPr>
               <w:t>Java 8, Spring Boot, Groovy, Spring Cloud Stream, Spock</w:t>
             </w:r>
@@ -10676,7 +12155,7 @@
     </w:p>
     <w:tbl>
       <w:tblPr>
-        <w:tblStyle w:val="Tabellenraster"/>
+        <w:tblStyle w:val="TableGrid"/>
         <w:tblW w:w="0" w:type="auto"/>
         <w:tblInd w:w="336" w:type="dxa"/>
         <w:tblBorders>
@@ -11260,13 +12739,13 @@
               <w:pStyle w:val="Standard1"/>
               <w:rPr>
                 <w:rFonts w:asciiTheme="minorHAnsi" w:hAnsiTheme="minorHAnsi" w:cstheme="minorHAnsi"/>
-                <w:lang/>
-              </w:rPr>
-            </w:pPr>
-            <w:r>
-              <w:rPr>
-                <w:rFonts w:asciiTheme="minorHAnsi" w:hAnsiTheme="minorHAnsi" w:cstheme="minorHAnsi"/>
-                <w:lang/>
+                <w:lang w:val="en-US"/>
+              </w:rPr>
+            </w:pPr>
+            <w:r>
+              <w:rPr>
+                <w:rFonts w:asciiTheme="minorHAnsi" w:hAnsiTheme="minorHAnsi" w:cstheme="minorHAnsi"/>
+                <w:lang w:val="en-US"/>
               </w:rPr>
               <w:t>Java 8, Groovy, Spring Web Services, Tomcat, Postgres, Netflix Hystrix, FF4J, Spock</w:t>
             </w:r>
@@ -11487,7 +12966,7 @@
     </w:p>
     <w:tbl>
       <w:tblPr>
-        <w:tblStyle w:val="Tabellenraster"/>
+        <w:tblStyle w:val="TableGrid"/>
         <w:tblW w:w="0" w:type="auto"/>
         <w:tblInd w:w="336" w:type="dxa"/>
         <w:tblBorders>
@@ -12066,15 +13545,79 @@
               <w:pStyle w:val="Standard1"/>
               <w:rPr>
                 <w:rFonts w:asciiTheme="minorHAnsi" w:hAnsiTheme="minorHAnsi" w:cstheme="minorHAnsi"/>
-                <w:lang/>
-              </w:rPr>
-            </w:pPr>
-            <w:r>
-              <w:rPr>
-                <w:rFonts w:asciiTheme="minorHAnsi" w:hAnsiTheme="minorHAnsi" w:cstheme="minorHAnsi"/>
-                <w:lang/>
-              </w:rPr>
-              <w:t>Java 8, Groovy, Spring Framework, Spring Data JPA, Spring Web Services, Spring Kafka, Camel, Spock, Swagger, Kafka, Apache Solr, Apache Kafka, Tomcat, Netflix Hystrix, Netflix Ribbon, Netflix Sleuth, Netflix Zuul, Togglz, Spock, Gatling, DbUnit, REST-assured, JAX-RS</w:t>
+                <w:lang w:val="en-US"/>
+              </w:rPr>
+            </w:pPr>
+            <w:r>
+              <w:rPr>
+                <w:rFonts w:asciiTheme="minorHAnsi" w:hAnsiTheme="minorHAnsi" w:cstheme="minorHAnsi"/>
+                <w:lang w:val="en-US"/>
+              </w:rPr>
+              <w:t xml:space="preserve">Java 8, Groovy, Spring Framework, Spring Data JPA, Spring Web Services, Spring Kafka, Camel, Spock, Swagger, Kafka, Apache </w:t>
+            </w:r>
+            <w:proofErr w:type="spellStart"/>
+            <w:r>
+              <w:rPr>
+                <w:rFonts w:asciiTheme="minorHAnsi" w:hAnsiTheme="minorHAnsi" w:cstheme="minorHAnsi"/>
+                <w:lang w:val="en-US"/>
+              </w:rPr>
+              <w:t>Solr</w:t>
+            </w:r>
+            <w:proofErr w:type="spellEnd"/>
+            <w:r>
+              <w:rPr>
+                <w:rFonts w:asciiTheme="minorHAnsi" w:hAnsiTheme="minorHAnsi" w:cstheme="minorHAnsi"/>
+                <w:lang w:val="en-US"/>
+              </w:rPr>
+              <w:t xml:space="preserve">, Apache Kafka, Tomcat, Netflix Hystrix, Netflix Ribbon, Netflix Sleuth, Netflix </w:t>
+            </w:r>
+            <w:proofErr w:type="spellStart"/>
+            <w:r>
+              <w:rPr>
+                <w:rFonts w:asciiTheme="minorHAnsi" w:hAnsiTheme="minorHAnsi" w:cstheme="minorHAnsi"/>
+                <w:lang w:val="en-US"/>
+              </w:rPr>
+              <w:t>Zuul</w:t>
+            </w:r>
+            <w:proofErr w:type="spellEnd"/>
+            <w:r>
+              <w:rPr>
+                <w:rFonts w:asciiTheme="minorHAnsi" w:hAnsiTheme="minorHAnsi" w:cstheme="minorHAnsi"/>
+                <w:lang w:val="en-US"/>
+              </w:rPr>
+              <w:t xml:space="preserve">, </w:t>
+            </w:r>
+            <w:proofErr w:type="spellStart"/>
+            <w:r>
+              <w:rPr>
+                <w:rFonts w:asciiTheme="minorHAnsi" w:hAnsiTheme="minorHAnsi" w:cstheme="minorHAnsi"/>
+                <w:lang w:val="en-US"/>
+              </w:rPr>
+              <w:t>Togglz</w:t>
+            </w:r>
+            <w:proofErr w:type="spellEnd"/>
+            <w:r>
+              <w:rPr>
+                <w:rFonts w:asciiTheme="minorHAnsi" w:hAnsiTheme="minorHAnsi" w:cstheme="minorHAnsi"/>
+                <w:lang w:val="en-US"/>
+              </w:rPr>
+              <w:t xml:space="preserve">, Spock, Gatling, </w:t>
+            </w:r>
+            <w:proofErr w:type="spellStart"/>
+            <w:r>
+              <w:rPr>
+                <w:rFonts w:asciiTheme="minorHAnsi" w:hAnsiTheme="minorHAnsi" w:cstheme="minorHAnsi"/>
+                <w:lang w:val="en-US"/>
+              </w:rPr>
+              <w:t>DbUnit</w:t>
+            </w:r>
+            <w:proofErr w:type="spellEnd"/>
+            <w:r>
+              <w:rPr>
+                <w:rFonts w:asciiTheme="minorHAnsi" w:hAnsiTheme="minorHAnsi" w:cstheme="minorHAnsi"/>
+                <w:lang w:val="en-US"/>
+              </w:rPr>
+              <w:t>, REST-assured, JAX-RS</w:t>
             </w:r>
           </w:p>
         </w:tc>
@@ -12297,7 +13840,7 @@
     </w:p>
     <w:tbl>
       <w:tblPr>
-        <w:tblStyle w:val="Tabellenraster"/>
+        <w:tblStyle w:val="TableGrid"/>
         <w:tblW w:w="0" w:type="auto"/>
         <w:tblInd w:w="336" w:type="dxa"/>
         <w:tblBorders>
@@ -12867,15 +14410,63 @@
               <w:pStyle w:val="Standard1"/>
               <w:rPr>
                 <w:rFonts w:asciiTheme="minorHAnsi" w:hAnsiTheme="minorHAnsi" w:cstheme="minorHAnsi"/>
-                <w:lang/>
-              </w:rPr>
-            </w:pPr>
-            <w:r>
-              <w:rPr>
-                <w:rFonts w:asciiTheme="minorHAnsi" w:hAnsiTheme="minorHAnsi" w:cstheme="minorHAnsi"/>
-                <w:lang/>
-              </w:rPr>
-              <w:t>Java 8, Groovy, Struts 2, Spring Boot, Spring Data, Spring Web Services, JPA, Hibernate, Postgres, Apache Solr, Apache Zookeeper, Apache Kafka, Tomcat, Netflix Hystrix, Netflix Ribbon, Netflix Sleuth, Netflix Zuul, Spock, Gatling, DbUnit, REST-assured, JAX-RS</w:t>
+                <w:lang w:val="en-US"/>
+              </w:rPr>
+            </w:pPr>
+            <w:r>
+              <w:rPr>
+                <w:rFonts w:asciiTheme="minorHAnsi" w:hAnsiTheme="minorHAnsi" w:cstheme="minorHAnsi"/>
+                <w:lang w:val="en-US"/>
+              </w:rPr>
+              <w:t xml:space="preserve">Java 8, Groovy, Struts 2, Spring Boot, Spring Data, Spring Web Services, JPA, Hibernate, Postgres, Apache </w:t>
+            </w:r>
+            <w:proofErr w:type="spellStart"/>
+            <w:r>
+              <w:rPr>
+                <w:rFonts w:asciiTheme="minorHAnsi" w:hAnsiTheme="minorHAnsi" w:cstheme="minorHAnsi"/>
+                <w:lang w:val="en-US"/>
+              </w:rPr>
+              <w:t>Solr</w:t>
+            </w:r>
+            <w:proofErr w:type="spellEnd"/>
+            <w:r>
+              <w:rPr>
+                <w:rFonts w:asciiTheme="minorHAnsi" w:hAnsiTheme="minorHAnsi" w:cstheme="minorHAnsi"/>
+                <w:lang w:val="en-US"/>
+              </w:rPr>
+              <w:t xml:space="preserve">, Apache Zookeeper, Apache Kafka, Tomcat, Netflix Hystrix, Netflix Ribbon, Netflix Sleuth, Netflix </w:t>
+            </w:r>
+            <w:proofErr w:type="spellStart"/>
+            <w:r>
+              <w:rPr>
+                <w:rFonts w:asciiTheme="minorHAnsi" w:hAnsiTheme="minorHAnsi" w:cstheme="minorHAnsi"/>
+                <w:lang w:val="en-US"/>
+              </w:rPr>
+              <w:t>Zuul</w:t>
+            </w:r>
+            <w:proofErr w:type="spellEnd"/>
+            <w:r>
+              <w:rPr>
+                <w:rFonts w:asciiTheme="minorHAnsi" w:hAnsiTheme="minorHAnsi" w:cstheme="minorHAnsi"/>
+                <w:lang w:val="en-US"/>
+              </w:rPr>
+              <w:t xml:space="preserve">, Spock, Gatling, </w:t>
+            </w:r>
+            <w:proofErr w:type="spellStart"/>
+            <w:r>
+              <w:rPr>
+                <w:rFonts w:asciiTheme="minorHAnsi" w:hAnsiTheme="minorHAnsi" w:cstheme="minorHAnsi"/>
+                <w:lang w:val="en-US"/>
+              </w:rPr>
+              <w:t>DbUnit</w:t>
+            </w:r>
+            <w:proofErr w:type="spellEnd"/>
+            <w:r>
+              <w:rPr>
+                <w:rFonts w:asciiTheme="minorHAnsi" w:hAnsiTheme="minorHAnsi" w:cstheme="minorHAnsi"/>
+                <w:lang w:val="en-US"/>
+              </w:rPr>
+              <w:t>, REST-assured, JAX-RS</w:t>
             </w:r>
           </w:p>
         </w:tc>
@@ -13085,7 +14676,7 @@
     </w:p>
     <w:tbl>
       <w:tblPr>
-        <w:tblStyle w:val="Tabellenraster"/>
+        <w:tblStyle w:val="TableGrid"/>
         <w:tblW w:w="0" w:type="auto"/>
         <w:tblInd w:w="336" w:type="dxa"/>
         <w:tblBorders>
@@ -13693,15 +15284,47 @@
               <w:pStyle w:val="Standard1"/>
               <w:rPr>
                 <w:rFonts w:asciiTheme="minorHAnsi" w:hAnsiTheme="minorHAnsi" w:cstheme="minorHAnsi"/>
-                <w:lang/>
-              </w:rPr>
-            </w:pPr>
-            <w:r>
-              <w:rPr>
-                <w:rFonts w:asciiTheme="minorHAnsi" w:hAnsiTheme="minorHAnsi" w:cstheme="minorHAnsi"/>
-                <w:lang/>
-              </w:rPr>
-              <w:t>Java 8, Spring Boot, Spring Web Services, Spring JPA, Spring Security, Camel, Hibernate, Togglz, JUnit, Mockito, DbUnit, JMS-Queue (IBM WebSphere Connector), Postgres, Elastic Search</w:t>
+                <w:lang w:val="en-US"/>
+              </w:rPr>
+            </w:pPr>
+            <w:r>
+              <w:rPr>
+                <w:rFonts w:asciiTheme="minorHAnsi" w:hAnsiTheme="minorHAnsi" w:cstheme="minorHAnsi"/>
+                <w:lang w:val="en-US"/>
+              </w:rPr>
+              <w:t xml:space="preserve">Java 8, Spring Boot, Spring Web Services, Spring JPA, Spring Security, Camel, Hibernate, </w:t>
+            </w:r>
+            <w:proofErr w:type="spellStart"/>
+            <w:r>
+              <w:rPr>
+                <w:rFonts w:asciiTheme="minorHAnsi" w:hAnsiTheme="minorHAnsi" w:cstheme="minorHAnsi"/>
+                <w:lang w:val="en-US"/>
+              </w:rPr>
+              <w:t>Togglz</w:t>
+            </w:r>
+            <w:proofErr w:type="spellEnd"/>
+            <w:r>
+              <w:rPr>
+                <w:rFonts w:asciiTheme="minorHAnsi" w:hAnsiTheme="minorHAnsi" w:cstheme="minorHAnsi"/>
+                <w:lang w:val="en-US"/>
+              </w:rPr>
+              <w:t xml:space="preserve">, JUnit, Mockito, </w:t>
+            </w:r>
+            <w:proofErr w:type="spellStart"/>
+            <w:r>
+              <w:rPr>
+                <w:rFonts w:asciiTheme="minorHAnsi" w:hAnsiTheme="minorHAnsi" w:cstheme="minorHAnsi"/>
+                <w:lang w:val="en-US"/>
+              </w:rPr>
+              <w:t>DbUnit</w:t>
+            </w:r>
+            <w:proofErr w:type="spellEnd"/>
+            <w:r>
+              <w:rPr>
+                <w:rFonts w:asciiTheme="minorHAnsi" w:hAnsiTheme="minorHAnsi" w:cstheme="minorHAnsi"/>
+                <w:lang w:val="en-US"/>
+              </w:rPr>
+              <w:t>, JMS-Queue (IBM WebSphere Connector), Postgres, Elastic Search</w:t>
             </w:r>
           </w:p>
         </w:tc>
@@ -13920,7 +15543,7 @@
     </w:p>
     <w:tbl>
       <w:tblPr>
-        <w:tblStyle w:val="Tabellenraster"/>
+        <w:tblStyle w:val="TableGrid"/>
         <w:tblW w:w="0" w:type="auto"/>
         <w:tblInd w:w="336" w:type="dxa"/>
         <w:tblBorders>
@@ -14414,13 +16037,13 @@
               <w:pStyle w:val="Standard1"/>
               <w:rPr>
                 <w:rFonts w:asciiTheme="minorHAnsi" w:hAnsiTheme="minorHAnsi" w:cstheme="minorHAnsi"/>
-                <w:lang/>
-              </w:rPr>
-            </w:pPr>
-            <w:r>
-              <w:rPr>
-                <w:rFonts w:asciiTheme="minorHAnsi" w:hAnsiTheme="minorHAnsi" w:cstheme="minorHAnsi"/>
-                <w:lang/>
+                <w:lang w:val="en-US"/>
+              </w:rPr>
+            </w:pPr>
+            <w:r>
+              <w:rPr>
+                <w:rFonts w:asciiTheme="minorHAnsi" w:hAnsiTheme="minorHAnsi" w:cstheme="minorHAnsi"/>
+                <w:lang w:val="en-US"/>
               </w:rPr>
               <w:t>Spring Web Services, Spring Data JPA, Spring Data REST, REST-assured, Junit</w:t>
             </w:r>
@@ -14569,7 +16192,7 @@
     </w:p>
     <w:tbl>
       <w:tblPr>
-        <w:tblStyle w:val="Tabellenraster"/>
+        <w:tblStyle w:val="TableGrid"/>
         <w:tblW w:w="0" w:type="auto"/>
         <w:tblInd w:w="336" w:type="dxa"/>
         <w:tblBorders>
@@ -15091,13 +16714,11 @@
               <w:pStyle w:val="Standard1"/>
               <w:rPr>
                 <w:rFonts w:asciiTheme="minorHAnsi" w:hAnsiTheme="minorHAnsi" w:cstheme="minorHAnsi"/>
-                <w:lang/>
-              </w:rPr>
-            </w:pPr>
-            <w:r>
-              <w:rPr>
-                <w:rFonts w:asciiTheme="minorHAnsi" w:hAnsiTheme="minorHAnsi" w:cstheme="minorHAnsi"/>
-                <w:lang/>
+              </w:rPr>
+            </w:pPr>
+            <w:r>
+              <w:rPr>
+                <w:rFonts w:asciiTheme="minorHAnsi" w:hAnsiTheme="minorHAnsi" w:cstheme="minorHAnsi"/>
               </w:rPr>
               <w:t>Java,  C++</w:t>
             </w:r>
@@ -15278,37 +16899,37 @@
 <w:ftr xmlns:wpc="http://schemas.microsoft.com/office/word/2010/wordprocessingCanvas" xmlns:cx="http://schemas.microsoft.com/office/drawing/2014/chartex" xmlns:cx1="http://schemas.microsoft.com/office/drawing/2015/9/8/chartex" xmlns:cx2="http://schemas.microsoft.com/office/drawing/2015/10/21/chartex" xmlns:cx3="http://schemas.microsoft.com/office/drawing/2016/5/9/chartex" xmlns:cx4="http://schemas.microsoft.com/office/drawing/2016/5/10/chartex" xmlns:cx5="http://schemas.microsoft.com/office/drawing/2016/5/11/chartex" xmlns:cx6="http://schemas.microsoft.com/office/drawing/2016/5/12/chartex" xmlns:cx7="http://schemas.microsoft.com/office/drawing/2016/5/13/chartex" xmlns:cx8="http://schemas.microsoft.com/office/drawing/2016/5/14/chartex" xmlns:mc="http://schemas.openxmlformats.org/markup-compatibility/2006" xmlns:aink="http://schemas.microsoft.com/office/drawing/2016/ink" xmlns:am3d="http://schemas.microsoft.com/office/drawing/2017/model3d" xmlns:o="urn:schemas-microsoft-com:office:office" xmlns:oel="http://schemas.microsoft.com/office/2019/extlst" xmlns:r="http://schemas.openxmlformats.org/officeDocument/2006/relationships" xmlns:m="http://schemas.openxmlformats.org/officeDocument/2006/math" xmlns:v="urn:schemas-microsoft-com:vml" xmlns:wp14="http://schemas.microsoft.com/office/word/2010/wordprocessingDrawing" xmlns:wp="http://schemas.openxmlformats.org/drawingml/2006/wordprocessingDrawing" xmlns:w10="urn:schemas-microsoft-com:office:word" xmlns:w="http://schemas.openxmlformats.org/wordprocessingml/2006/main" xmlns:w14="http://schemas.microsoft.com/office/word/2010/wordml" xmlns:w15="http://schemas.microsoft.com/office/word/2012/wordml" xmlns:w16cex="http://schemas.microsoft.com/office/word/2018/wordml/cex" xmlns:w16cid="http://schemas.microsoft.com/office/word/2016/wordml/cid" xmlns:w16="http://schemas.microsoft.com/office/word/2018/wordml" xmlns:w16du="http://schemas.microsoft.com/office/word/2023/wordml/word16du" xmlns:w16sdtdh="http://schemas.microsoft.com/office/word/2020/wordml/sdtdatahash" xmlns:w16sdtfl="http://schemas.microsoft.com/office/word/2024/wordml/sdtformatlock" xmlns:w16se="http://schemas.microsoft.com/office/word/2015/wordml/symex" xmlns:wpg="http://schemas.microsoft.com/office/word/2010/wordprocessingGroup" xmlns:wpi="http://schemas.microsoft.com/office/word/2010/wordprocessingInk" xmlns:wne="http://schemas.microsoft.com/office/word/2006/wordml" xmlns:wps="http://schemas.microsoft.com/office/word/2010/wordprocessingShape" mc:Ignorable="w14 w15 w16se w16cid w16 w16cex w16sdtdh w16sdtfl w16du wp14">
   <w:p>
     <w:pPr>
-      <w:pStyle w:val="Fuzeile"/>
+      <w:pStyle w:val="Footer"/>
       <w:jc w:val="right"/>
     </w:pPr>
     <w:r>
       <w:rPr>
-        <w:rStyle w:val="Seitenzahl"/>
+        <w:rStyle w:val="PageNumber"/>
       </w:rPr>
       <w:fldChar w:fldCharType="begin"/>
     </w:r>
     <w:r>
       <w:rPr>
-        <w:rStyle w:val="Seitenzahl"/>
+        <w:rStyle w:val="PageNumber"/>
       </w:rPr>
       <w:instrText xml:space="preserve"> PAGE </w:instrText>
     </w:r>
     <w:r>
       <w:rPr>
-        <w:rStyle w:val="Seitenzahl"/>
+        <w:rStyle w:val="PageNumber"/>
       </w:rPr>
       <w:fldChar w:fldCharType="separate"/>
     </w:r>
     <w:r>
       <w:rPr>
-        <w:rStyle w:val="Seitenzahl"/>
+        <w:rStyle w:val="PageNumber"/>
         <w:noProof/>
       </w:rPr>
       <w:t>2</w:t>
     </w:r>
     <w:r>
       <w:rPr>
-        <w:rStyle w:val="Seitenzahl"/>
+        <w:rStyle w:val="PageNumber"/>
       </w:rPr>
       <w:fldChar w:fldCharType="end"/>
     </w:r>
@@ -15342,7 +16963,7 @@
 <w:hdr xmlns:wpc="http://schemas.microsoft.com/office/word/2010/wordprocessingCanvas" xmlns:cx="http://schemas.microsoft.com/office/drawing/2014/chartex" xmlns:cx1="http://schemas.microsoft.com/office/drawing/2015/9/8/chartex" xmlns:cx2="http://schemas.microsoft.com/office/drawing/2015/10/21/chartex" xmlns:cx3="http://schemas.microsoft.com/office/drawing/2016/5/9/chartex" xmlns:cx4="http://schemas.microsoft.com/office/drawing/2016/5/10/chartex" xmlns:cx5="http://schemas.microsoft.com/office/drawing/2016/5/11/chartex" xmlns:cx6="http://schemas.microsoft.com/office/drawing/2016/5/12/chartex" xmlns:cx7="http://schemas.microsoft.com/office/drawing/2016/5/13/chartex" xmlns:cx8="http://schemas.microsoft.com/office/drawing/2016/5/14/chartex" xmlns:mc="http://schemas.openxmlformats.org/markup-compatibility/2006" xmlns:aink="http://schemas.microsoft.com/office/drawing/2016/ink" xmlns:am3d="http://schemas.microsoft.com/office/drawing/2017/model3d" xmlns:o="urn:schemas-microsoft-com:office:office" xmlns:oel="http://schemas.microsoft.com/office/2019/extlst" xmlns:r="http://schemas.openxmlformats.org/officeDocument/2006/relationships" xmlns:m="http://schemas.openxmlformats.org/officeDocument/2006/math" xmlns:v="urn:schemas-microsoft-com:vml" xmlns:wp14="http://schemas.microsoft.com/office/word/2010/wordprocessingDrawing" xmlns:wp="http://schemas.openxmlformats.org/drawingml/2006/wordprocessingDrawing" xmlns:w10="urn:schemas-microsoft-com:office:word" xmlns:w="http://schemas.openxmlformats.org/wordprocessingml/2006/main" xmlns:w14="http://schemas.microsoft.com/office/word/2010/wordml" xmlns:w15="http://schemas.microsoft.com/office/word/2012/wordml" xmlns:w16cex="http://schemas.microsoft.com/office/word/2018/wordml/cex" xmlns:w16cid="http://schemas.microsoft.com/office/word/2016/wordml/cid" xmlns:w16="http://schemas.microsoft.com/office/word/2018/wordml" xmlns:w16du="http://schemas.microsoft.com/office/word/2023/wordml/word16du" xmlns:w16sdtdh="http://schemas.microsoft.com/office/word/2020/wordml/sdtdatahash" xmlns:w16sdtfl="http://schemas.microsoft.com/office/word/2024/wordml/sdtformatlock" xmlns:w16se="http://schemas.microsoft.com/office/word/2015/wordml/symex" xmlns:wpg="http://schemas.microsoft.com/office/word/2010/wordprocessingGroup" xmlns:wpi="http://schemas.microsoft.com/office/word/2010/wordprocessingInk" xmlns:wne="http://schemas.microsoft.com/office/word/2006/wordml" xmlns:wps="http://schemas.microsoft.com/office/word/2010/wordprocessingShape" mc:Ignorable="w14 w15 w16se w16cid w16 w16cex w16sdtdh w16sdtfl w16du wp14">
   <w:p>
     <w:pPr>
-      <w:pStyle w:val="Kopfzeile"/>
+      <w:pStyle w:val="Header"/>
       <w:jc w:val="center"/>
       <w:rPr>
         <w:rFonts w:asciiTheme="majorHAnsi" w:hAnsiTheme="majorHAnsi" w:cstheme="majorHAnsi"/>
@@ -15363,7 +16984,6 @@
       </w:rPr>
       <w:t xml:space="preserve">Stephan </w:t>
     </w:r>
-    <w:proofErr w:type="spellStart"/>
     <w:r>
       <w:rPr>
         <w:rFonts w:asciiTheme="majorHAnsi" w:hAnsiTheme="majorHAnsi" w:cstheme="majorHAnsi"/>
@@ -15371,7 +16991,6 @@
       </w:rPr>
       <w:t>Lensch</w:t>
     </w:r>
-    <w:proofErr w:type="spellEnd"/>
     <w:r>
       <w:rPr>
         <w:rFonts w:asciiTheme="majorHAnsi" w:hAnsiTheme="majorHAnsi" w:cstheme="majorHAnsi"/>
@@ -15389,7 +17008,7 @@
   </w:p>
   <w:p>
     <w:pPr>
-      <w:pStyle w:val="Kopfzeile"/>
+      <w:pStyle w:val="Header"/>
       <w:jc w:val="center"/>
       <w:rPr>
         <w:rFonts w:asciiTheme="majorHAnsi" w:hAnsiTheme="majorHAnsi" w:cstheme="majorHAnsi"/>
@@ -15417,23 +17036,7 @@
           <w:rFonts w:asciiTheme="majorHAnsi" w:hAnsiTheme="majorHAnsi" w:cstheme="majorHAnsi"/>
           <w:lang w:val="en-US"/>
         </w:rPr>
-        <w:t>stephan.lensch</w:t>
-      </w:r>
-      <w:r>
-        <w:rPr>
-          <w:rStyle w:val="Hyperlink"/>
-          <w:rFonts w:asciiTheme="majorHAnsi" w:hAnsiTheme="majorHAnsi" w:cstheme="majorHAnsi"/>
-          <w:lang w:val="en-US"/>
-        </w:rPr>
-        <w:t>@</w:t>
-      </w:r>
-      <w:r>
-        <w:rPr>
-          <w:rStyle w:val="Hyperlink"/>
-          <w:rFonts w:asciiTheme="majorHAnsi" w:hAnsiTheme="majorHAnsi" w:cstheme="majorHAnsi"/>
-          <w:lang w:val="en-US"/>
-        </w:rPr>
-        <w:t>wels-holding.com</w:t>
+        <w:t>stephan.lensch@wels-holding.com</w:t>
       </w:r>
     </w:hyperlink>
   </w:p>
@@ -15579,17 +17182,7 @@
           <w:szCs w:val="20"/>
           <w:lang w:val="en-US"/>
         </w:rPr>
-        <w:t>Linke</w:t>
-      </w:r>
-      <w:r>
-        <w:rPr>
-          <w:rStyle w:val="Hyperlink"/>
-          <w:rFonts w:asciiTheme="majorHAnsi" w:hAnsiTheme="majorHAnsi" w:cstheme="majorHAnsi"/>
-          <w:sz w:val="20"/>
-          <w:szCs w:val="20"/>
-          <w:lang w:val="en-US"/>
-        </w:rPr>
-        <w:t>d</w:t>
+        <w:t>Linked</w:t>
       </w:r>
     </w:hyperlink>
     <w:r>
@@ -16922,11 +18515,11 @@
     <w:lsdException w:name="Unresolved Mention" w:semiHidden="1" w:unhideWhenUsed="1"/>
     <w:lsdException w:name="Smart Link" w:semiHidden="1" w:unhideWhenUsed="1"/>
   </w:latentStyles>
-  <w:style w:type="paragraph" w:default="1" w:styleId="Standard">
+  <w:style w:type="paragraph" w:default="1" w:styleId="Normal">
     <w:name w:val="Normal"/>
     <w:qFormat/>
   </w:style>
-  <w:style w:type="paragraph" w:styleId="berschrift1">
+  <w:style w:type="paragraph" w:styleId="Heading1">
     <w:name w:val="heading 1"/>
     <w:basedOn w:val="Standard1"/>
     <w:next w:val="Standard1"/>
@@ -16936,7 +18529,7 @@
       <w:outlineLvl w:val="0"/>
     </w:pPr>
   </w:style>
-  <w:style w:type="paragraph" w:styleId="berschrift2">
+  <w:style w:type="paragraph" w:styleId="Heading2">
     <w:name w:val="heading 2"/>
     <w:basedOn w:val="Standard1"/>
     <w:next w:val="Standard1"/>
@@ -16947,7 +18540,7 @@
       <w:outlineLvl w:val="1"/>
     </w:pPr>
   </w:style>
-  <w:style w:type="paragraph" w:styleId="berschrift3">
+  <w:style w:type="paragraph" w:styleId="Heading3">
     <w:name w:val="heading 3"/>
     <w:basedOn w:val="Standard1"/>
     <w:next w:val="Standard1"/>
@@ -16960,7 +18553,7 @@
       <w:b/>
     </w:rPr>
   </w:style>
-  <w:style w:type="paragraph" w:styleId="berschrift4">
+  <w:style w:type="paragraph" w:styleId="Heading4">
     <w:name w:val="heading 4"/>
     <w:basedOn w:val="Standard1"/>
     <w:next w:val="Standard1"/>
@@ -16972,13 +18565,13 @@
       <w:b/>
     </w:rPr>
   </w:style>
-  <w:style w:type="character" w:default="1" w:styleId="Absatz-Standardschriftart">
+  <w:style w:type="character" w:default="1" w:styleId="DefaultParagraphFont">
     <w:name w:val="Default Paragraph Font"/>
     <w:uiPriority w:val="1"/>
     <w:semiHidden/>
     <w:unhideWhenUsed/>
   </w:style>
-  <w:style w:type="table" w:default="1" w:styleId="NormaleTabelle">
+  <w:style w:type="table" w:default="1" w:styleId="TableNormal">
     <w:name w:val="Normal Table"/>
     <w:uiPriority w:val="99"/>
     <w:semiHidden/>
@@ -16993,7 +18586,7 @@
       </w:tblCellMar>
     </w:tblPr>
   </w:style>
-  <w:style w:type="numbering" w:default="1" w:styleId="KeineListe">
+  <w:style w:type="numbering" w:default="1" w:styleId="NoList">
     <w:name w:val="No List"/>
     <w:uiPriority w:val="99"/>
     <w:semiHidden/>
@@ -17028,11 +18621,11 @@
       <w:spacing w:before="0" w:after="120"/>
     </w:pPr>
   </w:style>
-  <w:style w:type="paragraph" w:styleId="Liste">
+  <w:style w:type="paragraph" w:styleId="List">
     <w:name w:val="List"/>
     <w:basedOn w:val="Textbody"/>
   </w:style>
-  <w:style w:type="paragraph" w:styleId="Beschriftung">
+  <w:style w:type="paragraph" w:styleId="Caption">
     <w:name w:val="caption"/>
     <w:basedOn w:val="Standard1"/>
     <w:pPr>
@@ -17047,11 +18640,11 @@
       <w:suppressLineNumbers/>
     </w:pPr>
   </w:style>
-  <w:style w:type="paragraph" w:styleId="Kopfzeile">
+  <w:style w:type="paragraph" w:styleId="Header">
     <w:name w:val="header"/>
     <w:basedOn w:val="Standard1"/>
   </w:style>
-  <w:style w:type="paragraph" w:styleId="Fuzeile">
+  <w:style w:type="paragraph" w:styleId="Footer">
     <w:name w:val="footer"/>
     <w:basedOn w:val="Standard1"/>
   </w:style>
@@ -17342,14 +18935,14 @@
   <w:style w:type="character" w:customStyle="1" w:styleId="Absatzstandardschriftart">
     <w:name w:val="Absatzstandardschriftart"/>
   </w:style>
-  <w:style w:type="character" w:styleId="Seitenzahl">
+  <w:style w:type="character" w:styleId="PageNumber">
     <w:name w:val="page number"/>
     <w:basedOn w:val="Absatzstandardschriftart"/>
   </w:style>
   <w:style w:type="character" w:customStyle="1" w:styleId="berschrift3Zeichen">
     <w:name w:val="Überschrift 3 Zeichen"/>
   </w:style>
-  <w:style w:type="character" w:styleId="Hervorhebung">
+  <w:style w:type="character" w:styleId="Emphasis">
     <w:name w:val="Emphasis"/>
     <w:rPr>
       <w:i/>
@@ -17373,7 +18966,7 @@
   </w:style>
   <w:style w:type="numbering" w:customStyle="1" w:styleId="WW8Num1">
     <w:name w:val="WW8Num1"/>
-    <w:basedOn w:val="KeineListe"/>
+    <w:basedOn w:val="NoList"/>
     <w:pPr>
       <w:numPr>
         <w:numId w:val="1"/>
@@ -17382,7 +18975,7 @@
   </w:style>
   <w:style w:type="numbering" w:customStyle="1" w:styleId="WW8Num2">
     <w:name w:val="WW8Num2"/>
-    <w:basedOn w:val="KeineListe"/>
+    <w:basedOn w:val="NoList"/>
     <w:pPr>
       <w:numPr>
         <w:numId w:val="2"/>
@@ -17391,7 +18984,7 @@
   </w:style>
   <w:style w:type="numbering" w:customStyle="1" w:styleId="WW8Num3">
     <w:name w:val="WW8Num3"/>
-    <w:basedOn w:val="KeineListe"/>
+    <w:basedOn w:val="NoList"/>
     <w:pPr>
       <w:numPr>
         <w:numId w:val="3"/>
@@ -17400,7 +18993,7 @@
   </w:style>
   <w:style w:type="numbering" w:customStyle="1" w:styleId="WW8Num4">
     <w:name w:val="WW8Num4"/>
-    <w:basedOn w:val="KeineListe"/>
+    <w:basedOn w:val="NoList"/>
     <w:pPr>
       <w:numPr>
         <w:numId w:val="4"/>
@@ -17409,7 +19002,7 @@
   </w:style>
   <w:style w:type="numbering" w:customStyle="1" w:styleId="WW8Num5">
     <w:name w:val="WW8Num5"/>
-    <w:basedOn w:val="KeineListe"/>
+    <w:basedOn w:val="NoList"/>
     <w:pPr>
       <w:numPr>
         <w:numId w:val="5"/>
@@ -17418,7 +19011,7 @@
   </w:style>
   <w:style w:type="numbering" w:customStyle="1" w:styleId="WW8Num6">
     <w:name w:val="WW8Num6"/>
-    <w:basedOn w:val="KeineListe"/>
+    <w:basedOn w:val="NoList"/>
     <w:pPr>
       <w:numPr>
         <w:numId w:val="6"/>
@@ -17427,17 +19020,17 @@
   </w:style>
   <w:style w:type="numbering" w:customStyle="1" w:styleId="WW8Num7">
     <w:name w:val="WW8Num7"/>
-    <w:basedOn w:val="KeineListe"/>
+    <w:basedOn w:val="NoList"/>
     <w:pPr>
       <w:numPr>
         <w:numId w:val="13"/>
       </w:numPr>
     </w:pPr>
   </w:style>
-  <w:style w:type="paragraph" w:styleId="Sprechblasentext">
+  <w:style w:type="paragraph" w:styleId="BalloonText">
     <w:name w:val="Balloon Text"/>
-    <w:basedOn w:val="Standard"/>
-    <w:link w:val="SprechblasentextZchn"/>
+    <w:basedOn w:val="Normal"/>
+    <w:link w:val="BalloonTextChar"/>
     <w:uiPriority w:val="99"/>
     <w:semiHidden/>
     <w:unhideWhenUsed/>
@@ -17448,10 +19041,10 @@
       <w:szCs w:val="16"/>
     </w:rPr>
   </w:style>
-  <w:style w:type="character" w:customStyle="1" w:styleId="SprechblasentextZchn">
-    <w:name w:val="Sprechblasentext Zchn"/>
-    <w:basedOn w:val="Absatz-Standardschriftart"/>
-    <w:link w:val="Sprechblasentext"/>
+  <w:style w:type="character" w:customStyle="1" w:styleId="BalloonTextChar">
+    <w:name w:val="Balloon Text Char"/>
+    <w:basedOn w:val="DefaultParagraphFont"/>
+    <w:link w:val="BalloonText"/>
     <w:uiPriority w:val="99"/>
     <w:semiHidden/>
     <w:rsid w:val="00D76058"/>
@@ -17461,9 +19054,9 @@
       <w:szCs w:val="16"/>
     </w:rPr>
   </w:style>
-  <w:style w:type="table" w:styleId="Tabellenraster">
+  <w:style w:type="table" w:styleId="TableGrid">
     <w:name w:val="Table Grid"/>
-    <w:basedOn w:val="NormaleTabelle"/>
+    <w:basedOn w:val="TableNormal"/>
     <w:uiPriority w:val="39"/>
     <w:rsid w:val="00AB7E5F"/>
     <w:tblPr>
@@ -17479,7 +19072,7 @@
   </w:style>
   <w:style w:type="character" w:styleId="Hyperlink">
     <w:name w:val="Hyperlink"/>
-    <w:basedOn w:val="Absatz-Standardschriftart"/>
+    <w:basedOn w:val="DefaultParagraphFont"/>
     <w:uiPriority w:val="99"/>
     <w:unhideWhenUsed/>
     <w:rsid w:val="00875160"/>
@@ -17488,9 +19081,9 @@
       <w:u w:val="single"/>
     </w:rPr>
   </w:style>
-  <w:style w:type="character" w:styleId="NichtaufgelsteErwhnung">
+  <w:style w:type="character" w:styleId="UnresolvedMention">
     <w:name w:val="Unresolved Mention"/>
-    <w:basedOn w:val="Absatz-Standardschriftart"/>
+    <w:basedOn w:val="DefaultParagraphFont"/>
     <w:uiPriority w:val="99"/>
     <w:semiHidden/>
     <w:unhideWhenUsed/>
@@ -17500,9 +19093,9 @@
       <w:shd w:val="clear" w:color="auto" w:fill="E1DFDD"/>
     </w:rPr>
   </w:style>
-  <w:style w:type="character" w:styleId="BesuchterLink">
+  <w:style w:type="character" w:styleId="FollowedHyperlink">
     <w:name w:val="FollowedHyperlink"/>
-    <w:basedOn w:val="Absatz-Standardschriftart"/>
+    <w:basedOn w:val="DefaultParagraphFont"/>
     <w:uiPriority w:val="99"/>
     <w:semiHidden/>
     <w:unhideWhenUsed/>
